--- a/Output/Grace_Table_4_Correlation_Matrix.docx
+++ b/Output/Grace_Table_4_Correlation_Matrix.docx
@@ -27,10 +27,9 @@
       </w:tblGrid>
       <w:tr>
         <w:trPr>
-          <w:trHeight w:val="413" w:hRule="auto"/>
+          <w:trHeight w:val="470" w:hRule="auto"/>
           <w:tblHeader/>
         </w:trPr>
-        header1
         <w:tc>
           <w:tcPr>
             <w:gridSpan w:val="7"/>
@@ -51,6 +50,7 @@
           </w:tcPr>
           <w:p>
             <w:pPr>
+              <w:pStyle w:val="Normal"/>
               <w:jc w:val="left"/>
               <w:pBdr>
                 <w:bottom w:val="none" w:sz="0" w:space="0" w:color="000000"/>
@@ -89,10 +89,9 @@
       </w:tr>
       <w:tr>
         <w:trPr>
-          <w:trHeight w:val="413" w:hRule="auto"/>
+          <w:trHeight w:val="470" w:hRule="auto"/>
           <w:tblHeader/>
         </w:trPr>
-        header2
         <w:tc>
           <w:tcPr>
             <w:tcBorders>
@@ -112,6 +111,7 @@
           </w:tcPr>
           <w:p>
             <w:pPr>
+              <w:pStyle w:val="Normal"/>
               <w:jc w:val="left"/>
               <w:pBdr>
                 <w:bottom w:val="none" w:sz="0" w:space="0" w:color="000000"/>
@@ -166,6 +166,7 @@
           </w:tcPr>
           <w:p>
             <w:pPr>
+              <w:pStyle w:val="Normal"/>
               <w:jc w:val="center"/>
               <w:pBdr>
                 <w:bottom w:val="none" w:sz="0" w:space="0" w:color="000000"/>
@@ -220,6 +221,7 @@
           </w:tcPr>
           <w:p>
             <w:pPr>
+              <w:pStyle w:val="Normal"/>
               <w:jc w:val="center"/>
               <w:pBdr>
                 <w:bottom w:val="none" w:sz="0" w:space="0" w:color="000000"/>
@@ -274,6 +276,7 @@
           </w:tcPr>
           <w:p>
             <w:pPr>
+              <w:pStyle w:val="Normal"/>
               <w:jc w:val="center"/>
               <w:pBdr>
                 <w:bottom w:val="none" w:sz="0" w:space="0" w:color="000000"/>
@@ -328,6 +331,7 @@
           </w:tcPr>
           <w:p>
             <w:pPr>
+              <w:pStyle w:val="Normal"/>
               <w:jc w:val="center"/>
               <w:pBdr>
                 <w:bottom w:val="none" w:sz="0" w:space="0" w:color="000000"/>
@@ -382,6 +386,7 @@
           </w:tcPr>
           <w:p>
             <w:pPr>
+              <w:pStyle w:val="Normal"/>
               <w:jc w:val="center"/>
               <w:pBdr>
                 <w:bottom w:val="none" w:sz="0" w:space="0" w:color="000000"/>
@@ -436,6 +441,7 @@
           </w:tcPr>
           <w:p>
             <w:pPr>
+              <w:pStyle w:val="Normal"/>
               <w:jc w:val="center"/>
               <w:pBdr>
                 <w:bottom w:val="none" w:sz="0" w:space="0" w:color="000000"/>
@@ -474,9 +480,8 @@
       </w:tr>
       <w:tr>
         <w:trPr>
-          <w:trHeight w:val="454" w:hRule="auto"/>
+          <w:trHeight w:val="440" w:hRule="auto"/>
         </w:trPr>
-        body1
         <w:tc>
           <w:tcPr>
             <w:tcBorders>
@@ -496,6 +501,7 @@
           </w:tcPr>
           <w:p>
             <w:pPr>
+              <w:pStyle w:val="Normal"/>
               <w:jc w:val="left"/>
               <w:pBdr>
                 <w:bottom w:val="none" w:sz="0" w:space="0" w:color="000000"/>
@@ -550,6 +556,7 @@
           </w:tcPr>
           <w:p>
             <w:pPr>
+              <w:pStyle w:val="Normal"/>
               <w:jc w:val="center"/>
               <w:pBdr>
                 <w:bottom w:val="none" w:sz="0" w:space="0" w:color="000000"/>
@@ -604,6 +611,7 @@
           </w:tcPr>
           <w:p>
             <w:pPr>
+              <w:pStyle w:val="Normal"/>
               <w:jc w:val="center"/>
               <w:pBdr>
                 <w:bottom w:val="none" w:sz="0" w:space="0" w:color="000000"/>
@@ -658,6 +666,7 @@
           </w:tcPr>
           <w:p>
             <w:pPr>
+              <w:pStyle w:val="Normal"/>
               <w:jc w:val="center"/>
               <w:pBdr>
                 <w:bottom w:val="none" w:sz="0" w:space="0" w:color="000000"/>
@@ -712,6 +721,7 @@
           </w:tcPr>
           <w:p>
             <w:pPr>
+              <w:pStyle w:val="Normal"/>
               <w:jc w:val="center"/>
               <w:pBdr>
                 <w:bottom w:val="none" w:sz="0" w:space="0" w:color="000000"/>
@@ -766,6 +776,7 @@
           </w:tcPr>
           <w:p>
             <w:pPr>
+              <w:pStyle w:val="Normal"/>
               <w:jc w:val="center"/>
               <w:pBdr>
                 <w:bottom w:val="none" w:sz="0" w:space="0" w:color="000000"/>
@@ -820,6 +831,7 @@
           </w:tcPr>
           <w:p>
             <w:pPr>
+              <w:pStyle w:val="Normal"/>
               <w:jc w:val="center"/>
               <w:pBdr>
                 <w:bottom w:val="none" w:sz="0" w:space="0" w:color="000000"/>
@@ -858,9 +870,8 @@
       </w:tr>
       <w:tr>
         <w:trPr>
-          <w:trHeight w:val="415" w:hRule="auto"/>
+          <w:trHeight w:val="440" w:hRule="auto"/>
         </w:trPr>
-        body2
         <w:tc>
           <w:tcPr>
             <w:tcBorders>
@@ -880,6 +891,7 @@
           </w:tcPr>
           <w:p>
             <w:pPr>
+              <w:pStyle w:val="Normal"/>
               <w:jc w:val="left"/>
               <w:pBdr>
                 <w:bottom w:val="none" w:sz="0" w:space="0" w:color="000000"/>
@@ -934,6 +946,7 @@
           </w:tcPr>
           <w:p>
             <w:pPr>
+              <w:pStyle w:val="Normal"/>
               <w:jc w:val="center"/>
               <w:pBdr>
                 <w:bottom w:val="none" w:sz="0" w:space="0" w:color="000000"/>
@@ -988,6 +1001,7 @@
           </w:tcPr>
           <w:p>
             <w:pPr>
+              <w:pStyle w:val="Normal"/>
               <w:jc w:val="center"/>
               <w:pBdr>
                 <w:bottom w:val="none" w:sz="0" w:space="0" w:color="000000"/>
@@ -1042,6 +1056,7 @@
           </w:tcPr>
           <w:p>
             <w:pPr>
+              <w:pStyle w:val="Normal"/>
               <w:jc w:val="center"/>
               <w:pBdr>
                 <w:bottom w:val="none" w:sz="0" w:space="0" w:color="000000"/>
@@ -1096,6 +1111,7 @@
           </w:tcPr>
           <w:p>
             <w:pPr>
+              <w:pStyle w:val="Normal"/>
               <w:jc w:val="center"/>
               <w:pBdr>
                 <w:bottom w:val="none" w:sz="0" w:space="0" w:color="000000"/>
@@ -1150,6 +1166,7 @@
           </w:tcPr>
           <w:p>
             <w:pPr>
+              <w:pStyle w:val="Normal"/>
               <w:jc w:val="center"/>
               <w:pBdr>
                 <w:bottom w:val="none" w:sz="0" w:space="0" w:color="000000"/>
@@ -1204,6 +1221,7 @@
           </w:tcPr>
           <w:p>
             <w:pPr>
+              <w:pStyle w:val="Normal"/>
               <w:jc w:val="center"/>
               <w:pBdr>
                 <w:bottom w:val="none" w:sz="0" w:space="0" w:color="000000"/>
@@ -1242,9 +1260,8 @@
       </w:tr>
       <w:tr>
         <w:trPr>
-          <w:trHeight w:val="453" w:hRule="auto"/>
+          <w:trHeight w:val="440" w:hRule="auto"/>
         </w:trPr>
-        body3
         <w:tc>
           <w:tcPr>
             <w:tcBorders>
@@ -1264,6 +1281,7 @@
           </w:tcPr>
           <w:p>
             <w:pPr>
+              <w:pStyle w:val="Normal"/>
               <w:jc w:val="left"/>
               <w:pBdr>
                 <w:bottom w:val="none" w:sz="0" w:space="0" w:color="000000"/>
@@ -1318,6 +1336,7 @@
           </w:tcPr>
           <w:p>
             <w:pPr>
+              <w:pStyle w:val="Normal"/>
               <w:jc w:val="center"/>
               <w:pBdr>
                 <w:bottom w:val="none" w:sz="0" w:space="0" w:color="000000"/>
@@ -1372,6 +1391,7 @@
           </w:tcPr>
           <w:p>
             <w:pPr>
+              <w:pStyle w:val="Normal"/>
               <w:jc w:val="center"/>
               <w:pBdr>
                 <w:bottom w:val="none" w:sz="0" w:space="0" w:color="000000"/>
@@ -1426,6 +1446,7 @@
           </w:tcPr>
           <w:p>
             <w:pPr>
+              <w:pStyle w:val="Normal"/>
               <w:jc w:val="center"/>
               <w:pBdr>
                 <w:bottom w:val="none" w:sz="0" w:space="0" w:color="000000"/>
@@ -1480,6 +1501,7 @@
           </w:tcPr>
           <w:p>
             <w:pPr>
+              <w:pStyle w:val="Normal"/>
               <w:jc w:val="center"/>
               <w:pBdr>
                 <w:bottom w:val="none" w:sz="0" w:space="0" w:color="000000"/>
@@ -1534,6 +1556,7 @@
           </w:tcPr>
           <w:p>
             <w:pPr>
+              <w:pStyle w:val="Normal"/>
               <w:jc w:val="center"/>
               <w:pBdr>
                 <w:bottom w:val="none" w:sz="0" w:space="0" w:color="000000"/>
@@ -1588,6 +1611,7 @@
           </w:tcPr>
           <w:p>
             <w:pPr>
+              <w:pStyle w:val="Normal"/>
               <w:jc w:val="center"/>
               <w:pBdr>
                 <w:bottom w:val="none" w:sz="0" w:space="0" w:color="000000"/>
@@ -1626,9 +1650,8 @@
       </w:tr>
       <w:tr>
         <w:trPr>
-          <w:trHeight w:val="415" w:hRule="auto"/>
+          <w:trHeight w:val="440" w:hRule="auto"/>
         </w:trPr>
-        body4
         <w:tc>
           <w:tcPr>
             <w:tcBorders>
@@ -1648,6 +1671,7 @@
           </w:tcPr>
           <w:p>
             <w:pPr>
+              <w:pStyle w:val="Normal"/>
               <w:jc w:val="left"/>
               <w:pBdr>
                 <w:bottom w:val="none" w:sz="0" w:space="0" w:color="000000"/>
@@ -1702,6 +1726,7 @@
           </w:tcPr>
           <w:p>
             <w:pPr>
+              <w:pStyle w:val="Normal"/>
               <w:jc w:val="center"/>
               <w:pBdr>
                 <w:bottom w:val="none" w:sz="0" w:space="0" w:color="000000"/>
@@ -1756,6 +1781,7 @@
           </w:tcPr>
           <w:p>
             <w:pPr>
+              <w:pStyle w:val="Normal"/>
               <w:jc w:val="center"/>
               <w:pBdr>
                 <w:bottom w:val="none" w:sz="0" w:space="0" w:color="000000"/>
@@ -1810,6 +1836,7 @@
           </w:tcPr>
           <w:p>
             <w:pPr>
+              <w:pStyle w:val="Normal"/>
               <w:jc w:val="center"/>
               <w:pBdr>
                 <w:bottom w:val="none" w:sz="0" w:space="0" w:color="000000"/>
@@ -1864,6 +1891,7 @@
           </w:tcPr>
           <w:p>
             <w:pPr>
+              <w:pStyle w:val="Normal"/>
               <w:jc w:val="center"/>
               <w:pBdr>
                 <w:bottom w:val="none" w:sz="0" w:space="0" w:color="000000"/>
@@ -1918,6 +1946,7 @@
           </w:tcPr>
           <w:p>
             <w:pPr>
+              <w:pStyle w:val="Normal"/>
               <w:jc w:val="center"/>
               <w:pBdr>
                 <w:bottom w:val="none" w:sz="0" w:space="0" w:color="000000"/>
@@ -1972,6 +2001,7 @@
           </w:tcPr>
           <w:p>
             <w:pPr>
+              <w:pStyle w:val="Normal"/>
               <w:jc w:val="center"/>
               <w:pBdr>
                 <w:bottom w:val="none" w:sz="0" w:space="0" w:color="000000"/>
@@ -2010,9 +2040,8 @@
       </w:tr>
       <w:tr>
         <w:trPr>
-          <w:trHeight w:val="415" w:hRule="auto"/>
+          <w:trHeight w:val="440" w:hRule="auto"/>
         </w:trPr>
-        body5
         <w:tc>
           <w:tcPr>
             <w:tcBorders>
@@ -2032,6 +2061,7 @@
           </w:tcPr>
           <w:p>
             <w:pPr>
+              <w:pStyle w:val="Normal"/>
               <w:jc w:val="left"/>
               <w:pBdr>
                 <w:bottom w:val="none" w:sz="0" w:space="0" w:color="000000"/>
@@ -2086,6 +2116,7 @@
           </w:tcPr>
           <w:p>
             <w:pPr>
+              <w:pStyle w:val="Normal"/>
               <w:jc w:val="center"/>
               <w:pBdr>
                 <w:bottom w:val="none" w:sz="0" w:space="0" w:color="000000"/>
@@ -2140,6 +2171,7 @@
           </w:tcPr>
           <w:p>
             <w:pPr>
+              <w:pStyle w:val="Normal"/>
               <w:jc w:val="center"/>
               <w:pBdr>
                 <w:bottom w:val="none" w:sz="0" w:space="0" w:color="000000"/>
@@ -2194,6 +2226,7 @@
           </w:tcPr>
           <w:p>
             <w:pPr>
+              <w:pStyle w:val="Normal"/>
               <w:jc w:val="center"/>
               <w:pBdr>
                 <w:bottom w:val="none" w:sz="0" w:space="0" w:color="000000"/>
@@ -2248,6 +2281,7 @@
           </w:tcPr>
           <w:p>
             <w:pPr>
+              <w:pStyle w:val="Normal"/>
               <w:jc w:val="center"/>
               <w:pBdr>
                 <w:bottom w:val="none" w:sz="0" w:space="0" w:color="000000"/>
@@ -2302,6 +2336,7 @@
           </w:tcPr>
           <w:p>
             <w:pPr>
+              <w:pStyle w:val="Normal"/>
               <w:jc w:val="center"/>
               <w:pBdr>
                 <w:bottom w:val="none" w:sz="0" w:space="0" w:color="000000"/>
@@ -2356,6 +2391,7 @@
           </w:tcPr>
           <w:p>
             <w:pPr>
+              <w:pStyle w:val="Normal"/>
               <w:jc w:val="center"/>
               <w:pBdr>
                 <w:bottom w:val="none" w:sz="0" w:space="0" w:color="000000"/>
@@ -2394,9 +2430,8 @@
       </w:tr>
       <w:tr>
         <w:trPr>
-          <w:trHeight w:val="454" w:hRule="auto"/>
+          <w:trHeight w:val="455" w:hRule="auto"/>
         </w:trPr>
-        body6
         <w:tc>
           <w:tcPr>
             <w:tcBorders>
@@ -2416,6 +2451,7 @@
           </w:tcPr>
           <w:p>
             <w:pPr>
+              <w:pStyle w:val="Normal"/>
               <w:jc w:val="left"/>
               <w:pBdr>
                 <w:bottom w:val="none" w:sz="0" w:space="0" w:color="000000"/>
@@ -2470,6 +2506,7 @@
           </w:tcPr>
           <w:p>
             <w:pPr>
+              <w:pStyle w:val="Normal"/>
               <w:jc w:val="center"/>
               <w:pBdr>
                 <w:bottom w:val="none" w:sz="0" w:space="0" w:color="000000"/>
@@ -2524,6 +2561,7 @@
           </w:tcPr>
           <w:p>
             <w:pPr>
+              <w:pStyle w:val="Normal"/>
               <w:jc w:val="center"/>
               <w:pBdr>
                 <w:bottom w:val="none" w:sz="0" w:space="0" w:color="000000"/>
@@ -2578,6 +2616,7 @@
           </w:tcPr>
           <w:p>
             <w:pPr>
+              <w:pStyle w:val="Normal"/>
               <w:jc w:val="center"/>
               <w:pBdr>
                 <w:bottom w:val="none" w:sz="0" w:space="0" w:color="000000"/>
@@ -2632,6 +2671,7 @@
           </w:tcPr>
           <w:p>
             <w:pPr>
+              <w:pStyle w:val="Normal"/>
               <w:jc w:val="center"/>
               <w:pBdr>
                 <w:bottom w:val="none" w:sz="0" w:space="0" w:color="000000"/>
@@ -2686,6 +2726,7 @@
           </w:tcPr>
           <w:p>
             <w:pPr>
+              <w:pStyle w:val="Normal"/>
               <w:jc w:val="center"/>
               <w:pBdr>
                 <w:bottom w:val="none" w:sz="0" w:space="0" w:color="000000"/>
@@ -2740,6 +2781,7 @@
           </w:tcPr>
           <w:p>
             <w:pPr>
+              <w:pStyle w:val="Normal"/>
               <w:jc w:val="center"/>
               <w:pBdr>
                 <w:bottom w:val="none" w:sz="0" w:space="0" w:color="000000"/>
@@ -2780,7 +2822,6 @@
         <w:trPr>
           <w:trHeight w:val="360" w:hRule="auto"/>
         </w:trPr>
-        footer1
         <w:tc>
           <w:tcPr>
             <w:gridSpan w:val="7"/>
@@ -2801,6 +2842,7 @@
           </w:tcPr>
           <w:p>
             <w:pPr>
+              <w:pStyle w:val="Normal"/>
               <w:jc w:val="left"/>
               <w:pBdr>
                 <w:bottom w:val="none" w:sz="0" w:space="0" w:color="000000"/>

--- a/Output/Grace_Table_4_Correlation_Matrix.docx
+++ b/Output/Grace_Table_4_Correlation_Matrix.docx
@@ -27,9 +27,10 @@
       </w:tblGrid>
       <w:tr>
         <w:trPr>
-          <w:trHeight w:val="470" w:hRule="auto"/>
+          <w:trHeight w:val="413" w:hRule="auto"/>
           <w:tblHeader/>
         </w:trPr>
+        header1
         <w:tc>
           <w:tcPr>
             <w:gridSpan w:val="7"/>
@@ -50,7 +51,6 @@
           </w:tcPr>
           <w:p>
             <w:pPr>
-              <w:pStyle w:val="Normal"/>
               <w:jc w:val="left"/>
               <w:pBdr>
                 <w:bottom w:val="none" w:sz="0" w:space="0" w:color="000000"/>
@@ -89,9 +89,10 @@
       </w:tr>
       <w:tr>
         <w:trPr>
-          <w:trHeight w:val="470" w:hRule="auto"/>
+          <w:trHeight w:val="413" w:hRule="auto"/>
           <w:tblHeader/>
         </w:trPr>
+        header2
         <w:tc>
           <w:tcPr>
             <w:tcBorders>
@@ -111,7 +112,6 @@
           </w:tcPr>
           <w:p>
             <w:pPr>
-              <w:pStyle w:val="Normal"/>
               <w:jc w:val="left"/>
               <w:pBdr>
                 <w:bottom w:val="none" w:sz="0" w:space="0" w:color="000000"/>
@@ -166,7 +166,6 @@
           </w:tcPr>
           <w:p>
             <w:pPr>
-              <w:pStyle w:val="Normal"/>
               <w:jc w:val="center"/>
               <w:pBdr>
                 <w:bottom w:val="none" w:sz="0" w:space="0" w:color="000000"/>
@@ -221,7 +220,6 @@
           </w:tcPr>
           <w:p>
             <w:pPr>
-              <w:pStyle w:val="Normal"/>
               <w:jc w:val="center"/>
               <w:pBdr>
                 <w:bottom w:val="none" w:sz="0" w:space="0" w:color="000000"/>
@@ -276,7 +274,6 @@
           </w:tcPr>
           <w:p>
             <w:pPr>
-              <w:pStyle w:val="Normal"/>
               <w:jc w:val="center"/>
               <w:pBdr>
                 <w:bottom w:val="none" w:sz="0" w:space="0" w:color="000000"/>
@@ -331,7 +328,6 @@
           </w:tcPr>
           <w:p>
             <w:pPr>
-              <w:pStyle w:val="Normal"/>
               <w:jc w:val="center"/>
               <w:pBdr>
                 <w:bottom w:val="none" w:sz="0" w:space="0" w:color="000000"/>
@@ -386,7 +382,6 @@
           </w:tcPr>
           <w:p>
             <w:pPr>
-              <w:pStyle w:val="Normal"/>
               <w:jc w:val="center"/>
               <w:pBdr>
                 <w:bottom w:val="none" w:sz="0" w:space="0" w:color="000000"/>
@@ -441,7 +436,6 @@
           </w:tcPr>
           <w:p>
             <w:pPr>
-              <w:pStyle w:val="Normal"/>
               <w:jc w:val="center"/>
               <w:pBdr>
                 <w:bottom w:val="none" w:sz="0" w:space="0" w:color="000000"/>
@@ -480,8 +474,9 @@
       </w:tr>
       <w:tr>
         <w:trPr>
-          <w:trHeight w:val="440" w:hRule="auto"/>
+          <w:trHeight w:val="454" w:hRule="auto"/>
         </w:trPr>
+        body1
         <w:tc>
           <w:tcPr>
             <w:tcBorders>
@@ -501,7 +496,6 @@
           </w:tcPr>
           <w:p>
             <w:pPr>
-              <w:pStyle w:val="Normal"/>
               <w:jc w:val="left"/>
               <w:pBdr>
                 <w:bottom w:val="none" w:sz="0" w:space="0" w:color="000000"/>
@@ -556,7 +550,6 @@
           </w:tcPr>
           <w:p>
             <w:pPr>
-              <w:pStyle w:val="Normal"/>
               <w:jc w:val="center"/>
               <w:pBdr>
                 <w:bottom w:val="none" w:sz="0" w:space="0" w:color="000000"/>
@@ -611,7 +604,6 @@
           </w:tcPr>
           <w:p>
             <w:pPr>
-              <w:pStyle w:val="Normal"/>
               <w:jc w:val="center"/>
               <w:pBdr>
                 <w:bottom w:val="none" w:sz="0" w:space="0" w:color="000000"/>
@@ -666,7 +658,6 @@
           </w:tcPr>
           <w:p>
             <w:pPr>
-              <w:pStyle w:val="Normal"/>
               <w:jc w:val="center"/>
               <w:pBdr>
                 <w:bottom w:val="none" w:sz="0" w:space="0" w:color="000000"/>
@@ -721,7 +712,6 @@
           </w:tcPr>
           <w:p>
             <w:pPr>
-              <w:pStyle w:val="Normal"/>
               <w:jc w:val="center"/>
               <w:pBdr>
                 <w:bottom w:val="none" w:sz="0" w:space="0" w:color="000000"/>
@@ -776,7 +766,6 @@
           </w:tcPr>
           <w:p>
             <w:pPr>
-              <w:pStyle w:val="Normal"/>
               <w:jc w:val="center"/>
               <w:pBdr>
                 <w:bottom w:val="none" w:sz="0" w:space="0" w:color="000000"/>
@@ -831,7 +820,6 @@
           </w:tcPr>
           <w:p>
             <w:pPr>
-              <w:pStyle w:val="Normal"/>
               <w:jc w:val="center"/>
               <w:pBdr>
                 <w:bottom w:val="none" w:sz="0" w:space="0" w:color="000000"/>
@@ -870,8 +858,9 @@
       </w:tr>
       <w:tr>
         <w:trPr>
-          <w:trHeight w:val="440" w:hRule="auto"/>
+          <w:trHeight w:val="415" w:hRule="auto"/>
         </w:trPr>
+        body2
         <w:tc>
           <w:tcPr>
             <w:tcBorders>
@@ -891,7 +880,6 @@
           </w:tcPr>
           <w:p>
             <w:pPr>
-              <w:pStyle w:val="Normal"/>
               <w:jc w:val="left"/>
               <w:pBdr>
                 <w:bottom w:val="none" w:sz="0" w:space="0" w:color="000000"/>
@@ -946,7 +934,6 @@
           </w:tcPr>
           <w:p>
             <w:pPr>
-              <w:pStyle w:val="Normal"/>
               <w:jc w:val="center"/>
               <w:pBdr>
                 <w:bottom w:val="none" w:sz="0" w:space="0" w:color="000000"/>
@@ -1001,7 +988,6 @@
           </w:tcPr>
           <w:p>
             <w:pPr>
-              <w:pStyle w:val="Normal"/>
               <w:jc w:val="center"/>
               <w:pBdr>
                 <w:bottom w:val="none" w:sz="0" w:space="0" w:color="000000"/>
@@ -1056,7 +1042,6 @@
           </w:tcPr>
           <w:p>
             <w:pPr>
-              <w:pStyle w:val="Normal"/>
               <w:jc w:val="center"/>
               <w:pBdr>
                 <w:bottom w:val="none" w:sz="0" w:space="0" w:color="000000"/>
@@ -1111,7 +1096,6 @@
           </w:tcPr>
           <w:p>
             <w:pPr>
-              <w:pStyle w:val="Normal"/>
               <w:jc w:val="center"/>
               <w:pBdr>
                 <w:bottom w:val="none" w:sz="0" w:space="0" w:color="000000"/>
@@ -1166,7 +1150,6 @@
           </w:tcPr>
           <w:p>
             <w:pPr>
-              <w:pStyle w:val="Normal"/>
               <w:jc w:val="center"/>
               <w:pBdr>
                 <w:bottom w:val="none" w:sz="0" w:space="0" w:color="000000"/>
@@ -1221,7 +1204,6 @@
           </w:tcPr>
           <w:p>
             <w:pPr>
-              <w:pStyle w:val="Normal"/>
               <w:jc w:val="center"/>
               <w:pBdr>
                 <w:bottom w:val="none" w:sz="0" w:space="0" w:color="000000"/>
@@ -1260,8 +1242,9 @@
       </w:tr>
       <w:tr>
         <w:trPr>
-          <w:trHeight w:val="440" w:hRule="auto"/>
+          <w:trHeight w:val="453" w:hRule="auto"/>
         </w:trPr>
+        body3
         <w:tc>
           <w:tcPr>
             <w:tcBorders>
@@ -1281,7 +1264,6 @@
           </w:tcPr>
           <w:p>
             <w:pPr>
-              <w:pStyle w:val="Normal"/>
               <w:jc w:val="left"/>
               <w:pBdr>
                 <w:bottom w:val="none" w:sz="0" w:space="0" w:color="000000"/>
@@ -1336,7 +1318,6 @@
           </w:tcPr>
           <w:p>
             <w:pPr>
-              <w:pStyle w:val="Normal"/>
               <w:jc w:val="center"/>
               <w:pBdr>
                 <w:bottom w:val="none" w:sz="0" w:space="0" w:color="000000"/>
@@ -1391,7 +1372,6 @@
           </w:tcPr>
           <w:p>
             <w:pPr>
-              <w:pStyle w:val="Normal"/>
               <w:jc w:val="center"/>
               <w:pBdr>
                 <w:bottom w:val="none" w:sz="0" w:space="0" w:color="000000"/>
@@ -1446,7 +1426,6 @@
           </w:tcPr>
           <w:p>
             <w:pPr>
-              <w:pStyle w:val="Normal"/>
               <w:jc w:val="center"/>
               <w:pBdr>
                 <w:bottom w:val="none" w:sz="0" w:space="0" w:color="000000"/>
@@ -1501,7 +1480,6 @@
           </w:tcPr>
           <w:p>
             <w:pPr>
-              <w:pStyle w:val="Normal"/>
               <w:jc w:val="center"/>
               <w:pBdr>
                 <w:bottom w:val="none" w:sz="0" w:space="0" w:color="000000"/>
@@ -1556,7 +1534,6 @@
           </w:tcPr>
           <w:p>
             <w:pPr>
-              <w:pStyle w:val="Normal"/>
               <w:jc w:val="center"/>
               <w:pBdr>
                 <w:bottom w:val="none" w:sz="0" w:space="0" w:color="000000"/>
@@ -1611,7 +1588,6 @@
           </w:tcPr>
           <w:p>
             <w:pPr>
-              <w:pStyle w:val="Normal"/>
               <w:jc w:val="center"/>
               <w:pBdr>
                 <w:bottom w:val="none" w:sz="0" w:space="0" w:color="000000"/>
@@ -1650,8 +1626,9 @@
       </w:tr>
       <w:tr>
         <w:trPr>
-          <w:trHeight w:val="440" w:hRule="auto"/>
+          <w:trHeight w:val="415" w:hRule="auto"/>
         </w:trPr>
+        body4
         <w:tc>
           <w:tcPr>
             <w:tcBorders>
@@ -1671,7 +1648,6 @@
           </w:tcPr>
           <w:p>
             <w:pPr>
-              <w:pStyle w:val="Normal"/>
               <w:jc w:val="left"/>
               <w:pBdr>
                 <w:bottom w:val="none" w:sz="0" w:space="0" w:color="000000"/>
@@ -1726,7 +1702,6 @@
           </w:tcPr>
           <w:p>
             <w:pPr>
-              <w:pStyle w:val="Normal"/>
               <w:jc w:val="center"/>
               <w:pBdr>
                 <w:bottom w:val="none" w:sz="0" w:space="0" w:color="000000"/>
@@ -1781,7 +1756,6 @@
           </w:tcPr>
           <w:p>
             <w:pPr>
-              <w:pStyle w:val="Normal"/>
               <w:jc w:val="center"/>
               <w:pBdr>
                 <w:bottom w:val="none" w:sz="0" w:space="0" w:color="000000"/>
@@ -1836,7 +1810,6 @@
           </w:tcPr>
           <w:p>
             <w:pPr>
-              <w:pStyle w:val="Normal"/>
               <w:jc w:val="center"/>
               <w:pBdr>
                 <w:bottom w:val="none" w:sz="0" w:space="0" w:color="000000"/>
@@ -1891,7 +1864,6 @@
           </w:tcPr>
           <w:p>
             <w:pPr>
-              <w:pStyle w:val="Normal"/>
               <w:jc w:val="center"/>
               <w:pBdr>
                 <w:bottom w:val="none" w:sz="0" w:space="0" w:color="000000"/>
@@ -1946,7 +1918,6 @@
           </w:tcPr>
           <w:p>
             <w:pPr>
-              <w:pStyle w:val="Normal"/>
               <w:jc w:val="center"/>
               <w:pBdr>
                 <w:bottom w:val="none" w:sz="0" w:space="0" w:color="000000"/>
@@ -2001,7 +1972,6 @@
           </w:tcPr>
           <w:p>
             <w:pPr>
-              <w:pStyle w:val="Normal"/>
               <w:jc w:val="center"/>
               <w:pBdr>
                 <w:bottom w:val="none" w:sz="0" w:space="0" w:color="000000"/>
@@ -2040,8 +2010,9 @@
       </w:tr>
       <w:tr>
         <w:trPr>
-          <w:trHeight w:val="440" w:hRule="auto"/>
+          <w:trHeight w:val="415" w:hRule="auto"/>
         </w:trPr>
+        body5
         <w:tc>
           <w:tcPr>
             <w:tcBorders>
@@ -2061,7 +2032,6 @@
           </w:tcPr>
           <w:p>
             <w:pPr>
-              <w:pStyle w:val="Normal"/>
               <w:jc w:val="left"/>
               <w:pBdr>
                 <w:bottom w:val="none" w:sz="0" w:space="0" w:color="000000"/>
@@ -2116,7 +2086,6 @@
           </w:tcPr>
           <w:p>
             <w:pPr>
-              <w:pStyle w:val="Normal"/>
               <w:jc w:val="center"/>
               <w:pBdr>
                 <w:bottom w:val="none" w:sz="0" w:space="0" w:color="000000"/>
@@ -2171,7 +2140,6 @@
           </w:tcPr>
           <w:p>
             <w:pPr>
-              <w:pStyle w:val="Normal"/>
               <w:jc w:val="center"/>
               <w:pBdr>
                 <w:bottom w:val="none" w:sz="0" w:space="0" w:color="000000"/>
@@ -2226,7 +2194,6 @@
           </w:tcPr>
           <w:p>
             <w:pPr>
-              <w:pStyle w:val="Normal"/>
               <w:jc w:val="center"/>
               <w:pBdr>
                 <w:bottom w:val="none" w:sz="0" w:space="0" w:color="000000"/>
@@ -2281,7 +2248,6 @@
           </w:tcPr>
           <w:p>
             <w:pPr>
-              <w:pStyle w:val="Normal"/>
               <w:jc w:val="center"/>
               <w:pBdr>
                 <w:bottom w:val="none" w:sz="0" w:space="0" w:color="000000"/>
@@ -2336,7 +2302,6 @@
           </w:tcPr>
           <w:p>
             <w:pPr>
-              <w:pStyle w:val="Normal"/>
               <w:jc w:val="center"/>
               <w:pBdr>
                 <w:bottom w:val="none" w:sz="0" w:space="0" w:color="000000"/>
@@ -2391,7 +2356,6 @@
           </w:tcPr>
           <w:p>
             <w:pPr>
-              <w:pStyle w:val="Normal"/>
               <w:jc w:val="center"/>
               <w:pBdr>
                 <w:bottom w:val="none" w:sz="0" w:space="0" w:color="000000"/>
@@ -2430,8 +2394,9 @@
       </w:tr>
       <w:tr>
         <w:trPr>
-          <w:trHeight w:val="455" w:hRule="auto"/>
+          <w:trHeight w:val="454" w:hRule="auto"/>
         </w:trPr>
+        body6
         <w:tc>
           <w:tcPr>
             <w:tcBorders>
@@ -2451,7 +2416,6 @@
           </w:tcPr>
           <w:p>
             <w:pPr>
-              <w:pStyle w:val="Normal"/>
               <w:jc w:val="left"/>
               <w:pBdr>
                 <w:bottom w:val="none" w:sz="0" w:space="0" w:color="000000"/>
@@ -2506,7 +2470,6 @@
           </w:tcPr>
           <w:p>
             <w:pPr>
-              <w:pStyle w:val="Normal"/>
               <w:jc w:val="center"/>
               <w:pBdr>
                 <w:bottom w:val="none" w:sz="0" w:space="0" w:color="000000"/>
@@ -2561,7 +2524,6 @@
           </w:tcPr>
           <w:p>
             <w:pPr>
-              <w:pStyle w:val="Normal"/>
               <w:jc w:val="center"/>
               <w:pBdr>
                 <w:bottom w:val="none" w:sz="0" w:space="0" w:color="000000"/>
@@ -2616,7 +2578,6 @@
           </w:tcPr>
           <w:p>
             <w:pPr>
-              <w:pStyle w:val="Normal"/>
               <w:jc w:val="center"/>
               <w:pBdr>
                 <w:bottom w:val="none" w:sz="0" w:space="0" w:color="000000"/>
@@ -2671,7 +2632,6 @@
           </w:tcPr>
           <w:p>
             <w:pPr>
-              <w:pStyle w:val="Normal"/>
               <w:jc w:val="center"/>
               <w:pBdr>
                 <w:bottom w:val="none" w:sz="0" w:space="0" w:color="000000"/>
@@ -2726,7 +2686,6 @@
           </w:tcPr>
           <w:p>
             <w:pPr>
-              <w:pStyle w:val="Normal"/>
               <w:jc w:val="center"/>
               <w:pBdr>
                 <w:bottom w:val="none" w:sz="0" w:space="0" w:color="000000"/>
@@ -2781,7 +2740,6 @@
           </w:tcPr>
           <w:p>
             <w:pPr>
-              <w:pStyle w:val="Normal"/>
               <w:jc w:val="center"/>
               <w:pBdr>
                 <w:bottom w:val="none" w:sz="0" w:space="0" w:color="000000"/>
@@ -2822,6 +2780,7 @@
         <w:trPr>
           <w:trHeight w:val="360" w:hRule="auto"/>
         </w:trPr>
+        footer1
         <w:tc>
           <w:tcPr>
             <w:gridSpan w:val="7"/>
@@ -2842,7 +2801,6 @@
           </w:tcPr>
           <w:p>
             <w:pPr>
-              <w:pStyle w:val="Normal"/>
               <w:jc w:val="left"/>
               <w:pBdr>
                 <w:bottom w:val="none" w:sz="0" w:space="0" w:color="000000"/>

--- a/Output/Grace_Table_4_Correlation_Matrix.docx
+++ b/Output/Grace_Table_4_Correlation_Matrix.docx
@@ -17,22 +17,22 @@
         <w:tblLook w:firstRow="1" w:lastRow="0" w:firstColumn="0" w:lastColumn="0" w:noHBand="0" w:noVBand="1"/>
       </w:tblPr>
       <w:tblGrid>
-        <w:gridCol w:w="3112"/>
+        <w:gridCol w:w="3579"/>
         <w:gridCol w:w="1056"/>
         <w:gridCol w:w="1056"/>
         <w:gridCol w:w="1067"/>
-        <w:gridCol w:w="1056"/>
         <w:gridCol w:w="1067"/>
         <w:gridCol w:w="378"/>
       </w:tblGrid>
       <w:tr>
         <w:trPr>
-          <w:trHeight w:val="470" w:hRule="auto"/>
+          <w:trHeight w:val="413" w:hRule="auto"/>
           <w:tblHeader/>
         </w:trPr>
-        <w:tc>
-          <w:tcPr>
-            <w:gridSpan w:val="7"/>
+        header1
+        <w:tc>
+          <w:tcPr>
+            <w:gridSpan w:val="6"/>
             <w:tcBorders>
               <w:bottom w:val="single" w:sz="12" w:space="0" w:color="666666"/>
               <w:top w:val="single" w:sz="12" w:space="0" w:color="666666"/>
@@ -50,7 +50,6 @@
           </w:tcPr>
           <w:p>
             <w:pPr>
-              <w:pStyle w:val="Normal"/>
               <w:jc w:val="left"/>
               <w:pBdr>
                 <w:bottom w:val="none" w:sz="0" w:space="0" w:color="000000"/>
@@ -82,16 +81,17 @@
                 <w:szCs w:val="20"/>
                 <w:color w:val="000000"/>
               </w:rPr>
-              <w:t xml:space="preserve">Table 3. Zero-order correlations among epigenetic aging measures, perceived cancer risk, age, self-efficacy, and chronic conditions.</w:t>
+              <w:t xml:space="preserve">1.1. Table 3. Zero-order correlations among epigenetic aging measures, perceived cancer risk, age, self-efficacy, and chronic conditions.</w:t>
             </w:r>
           </w:p>
         </w:tc>
       </w:tr>
       <w:tr>
         <w:trPr>
-          <w:trHeight w:val="470" w:hRule="auto"/>
+          <w:trHeight w:val="413" w:hRule="auto"/>
           <w:tblHeader/>
         </w:trPr>
+        header2
         <w:tc>
           <w:tcPr>
             <w:tcBorders>
@@ -111,7 +111,6 @@
           </w:tcPr>
           <w:p>
             <w:pPr>
-              <w:pStyle w:val="Normal"/>
               <w:jc w:val="left"/>
               <w:pBdr>
                 <w:bottom w:val="none" w:sz="0" w:space="0" w:color="000000"/>
@@ -166,7 +165,6 @@
           </w:tcPr>
           <w:p>
             <w:pPr>
-              <w:pStyle w:val="Normal"/>
               <w:jc w:val="center"/>
               <w:pBdr>
                 <w:bottom w:val="none" w:sz="0" w:space="0" w:color="000000"/>
@@ -221,7 +219,6 @@
           </w:tcPr>
           <w:p>
             <w:pPr>
-              <w:pStyle w:val="Normal"/>
               <w:jc w:val="center"/>
               <w:pBdr>
                 <w:bottom w:val="none" w:sz="0" w:space="0" w:color="000000"/>
@@ -276,7 +273,6 @@
           </w:tcPr>
           <w:p>
             <w:pPr>
-              <w:pStyle w:val="Normal"/>
               <w:jc w:val="center"/>
               <w:pBdr>
                 <w:bottom w:val="none" w:sz="0" w:space="0" w:color="000000"/>
@@ -331,7 +327,6 @@
           </w:tcPr>
           <w:p>
             <w:pPr>
-              <w:pStyle w:val="Normal"/>
               <w:jc w:val="center"/>
               <w:pBdr>
                 <w:bottom w:val="none" w:sz="0" w:space="0" w:color="000000"/>
@@ -386,7 +381,6 @@
           </w:tcPr>
           <w:p>
             <w:pPr>
-              <w:pStyle w:val="Normal"/>
               <w:jc w:val="center"/>
               <w:pBdr>
                 <w:bottom w:val="none" w:sz="0" w:space="0" w:color="000000"/>
@@ -419,69 +413,15 @@
                 <w:color w:val="000000"/>
               </w:rPr>
               <w:t xml:space="preserve">5</w:t>
-            </w:r>
-          </w:p>
-        </w:tc>
-        <w:tc>
-          <w:tcPr>
-            <w:tcBorders>
-              <w:bottom w:val="single" w:sz="12" w:space="0" w:color="666666"/>
-              <w:top w:val="single" w:sz="12" w:space="0" w:color="666666"/>
-              <w:left w:val="none" w:sz="0" w:space="0" w:color="000000"/>
-              <w:right w:val="none" w:sz="0" w:space="0" w:color="000000"/>
-            </w:tcBorders>
-            <w:shd w:val="clear" w:color="auto" w:fill="FFFFFF"/>
-            <w:tcMar>
-              <w:top w:w="0" w:type="dxa"/>
-              <w:bottom w:w="0" w:type="dxa"/>
-              <w:left w:w="0" w:type="dxa"/>
-              <w:right w:w="0" w:type="dxa"/>
-            </w:tcMar>
-            <w:vAlign w:val="center"/>
-          </w:tcPr>
-          <w:p>
-            <w:pPr>
-              <w:pStyle w:val="Normal"/>
-              <w:jc w:val="center"/>
-              <w:pBdr>
-                <w:bottom w:val="none" w:sz="0" w:space="0" w:color="000000"/>
-                <w:top w:val="none" w:sz="0" w:space="0" w:color="000000"/>
-                <w:left w:val="none" w:sz="0" w:space="0" w:color="000000"/>
-                <w:right w:val="none" w:sz="0" w:space="0" w:color="000000"/>
-              </w:pBdr>
-              <w:spacing w:after="100" w:before="100" w:line="240"/>
-              <w:ind w:left="100" w:right="100" w:firstLine="0" w:firstLineChars="0"/>
-              <w:rPr>
-                <w:rFonts w:ascii="Arial" w:hAnsi="Arial" w:eastAsia="Arial" w:cs="Arial"/>
-                <w:i w:val="false"/>
-                <w:b w:val="true"/>
-                <w:u w:val="none"/>
-                <w:strike w:val="false"/>
-                <w:sz w:val="20"/>
-                <w:szCs w:val="20"/>
-                <w:color w:val="000000"/>
-              </w:rPr>
-            </w:pPr>
-            <w:r>
-              <w:rPr>
-                <w:rFonts w:ascii="Arial" w:hAnsi="Arial" w:eastAsia="Arial" w:cs="Arial"/>
-                <w:i w:val="false"/>
-                <w:b w:val="true"/>
-                <w:u w:val="none"/>
-                <w:strike w:val="false"/>
-                <w:sz w:val="20"/>
-                <w:szCs w:val="20"/>
-                <w:color w:val="000000"/>
-              </w:rPr>
-              <w:t xml:space="preserve">6</w:t>
             </w:r>
           </w:p>
         </w:tc>
       </w:tr>
       <w:tr>
         <w:trPr>
-          <w:trHeight w:val="440" w:hRule="auto"/>
+          <w:trHeight w:val="454" w:hRule="auto"/>
         </w:trPr>
+        body1
         <w:tc>
           <w:tcPr>
             <w:tcBorders>
@@ -501,7 +441,6 @@
           </w:tcPr>
           <w:p>
             <w:pPr>
-              <w:pStyle w:val="Normal"/>
               <w:jc w:val="left"/>
               <w:pBdr>
                 <w:bottom w:val="none" w:sz="0" w:space="0" w:color="000000"/>
@@ -533,7 +472,7 @@
                 <w:szCs w:val="20"/>
                 <w:color w:val="000000"/>
               </w:rPr>
-              <w:t xml:space="preserve">1. GrimAge2</w:t>
+              <w:t xml:space="preserve">1. GrimAge2 z-score</w:t>
             </w:r>
           </w:p>
         </w:tc>
@@ -556,7 +495,6 @@
           </w:tcPr>
           <w:p>
             <w:pPr>
-              <w:pStyle w:val="Normal"/>
               <w:jc w:val="center"/>
               <w:pBdr>
                 <w:bottom w:val="none" w:sz="0" w:space="0" w:color="000000"/>
@@ -611,7 +549,6 @@
           </w:tcPr>
           <w:p>
             <w:pPr>
-              <w:pStyle w:val="Normal"/>
               <w:jc w:val="center"/>
               <w:pBdr>
                 <w:bottom w:val="none" w:sz="0" w:space="0" w:color="000000"/>
@@ -666,7 +603,6 @@
           </w:tcPr>
           <w:p>
             <w:pPr>
-              <w:pStyle w:val="Normal"/>
               <w:jc w:val="center"/>
               <w:pBdr>
                 <w:bottom w:val="none" w:sz="0" w:space="0" w:color="000000"/>
@@ -721,7 +657,6 @@
           </w:tcPr>
           <w:p>
             <w:pPr>
-              <w:pStyle w:val="Normal"/>
               <w:jc w:val="center"/>
               <w:pBdr>
                 <w:bottom w:val="none" w:sz="0" w:space="0" w:color="000000"/>
@@ -776,62 +711,6 @@
           </w:tcPr>
           <w:p>
             <w:pPr>
-              <w:pStyle w:val="Normal"/>
-              <w:jc w:val="center"/>
-              <w:pBdr>
-                <w:bottom w:val="none" w:sz="0" w:space="0" w:color="000000"/>
-                <w:top w:val="none" w:sz="0" w:space="0" w:color="000000"/>
-                <w:left w:val="none" w:sz="0" w:space="0" w:color="000000"/>
-                <w:right w:val="none" w:sz="0" w:space="0" w:color="000000"/>
-              </w:pBdr>
-              <w:spacing w:after="100" w:before="100" w:line="240"/>
-              <w:ind w:left="100" w:right="100" w:firstLine="0" w:firstLineChars="0"/>
-              <w:rPr>
-                <w:rFonts w:ascii="Arial" w:hAnsi="Arial" w:eastAsia="Arial" w:cs="Arial"/>
-                <w:i w:val="false"/>
-                <w:b w:val="false"/>
-                <w:u w:val="none"/>
-                <w:strike w:val="false"/>
-                <w:sz w:val="20"/>
-                <w:szCs w:val="20"/>
-                <w:color w:val="000000"/>
-              </w:rPr>
-            </w:pPr>
-            <w:r>
-              <w:rPr>
-                <w:rFonts w:ascii="Arial" w:hAnsi="Arial" w:eastAsia="Arial" w:cs="Arial"/>
-                <w:i w:val="false"/>
-                <w:b w:val="false"/>
-                <w:u w:val="none"/>
-                <w:strike w:val="false"/>
-                <w:sz w:val="20"/>
-                <w:szCs w:val="20"/>
-                <w:color w:val="000000"/>
-              </w:rPr>
-              <w:t xml:space="preserve"/>
-            </w:r>
-          </w:p>
-        </w:tc>
-        <w:tc>
-          <w:tcPr>
-            <w:tcBorders>
-              <w:bottom w:val="none" w:sz="0" w:space="0" w:color="000000"/>
-              <w:top w:val="single" w:sz="12" w:space="0" w:color="666666"/>
-              <w:left w:val="none" w:sz="0" w:space="0" w:color="000000"/>
-              <w:right w:val="none" w:sz="0" w:space="0" w:color="000000"/>
-            </w:tcBorders>
-            <w:shd w:val="clear" w:color="auto" w:fill="FFFFFF"/>
-            <w:tcMar>
-              <w:top w:w="0" w:type="dxa"/>
-              <w:bottom w:w="0" w:type="dxa"/>
-              <w:left w:w="0" w:type="dxa"/>
-              <w:right w:w="0" w:type="dxa"/>
-            </w:tcMar>
-            <w:vAlign w:val="center"/>
-          </w:tcPr>
-          <w:p>
-            <w:pPr>
-              <w:pStyle w:val="Normal"/>
               <w:jc w:val="center"/>
               <w:pBdr>
                 <w:bottom w:val="none" w:sz="0" w:space="0" w:color="000000"/>
@@ -870,8 +749,9 @@
       </w:tr>
       <w:tr>
         <w:trPr>
-          <w:trHeight w:val="440" w:hRule="auto"/>
+          <w:trHeight w:val="415" w:hRule="auto"/>
         </w:trPr>
+        body2
         <w:tc>
           <w:tcPr>
             <w:tcBorders>
@@ -891,7 +771,6 @@
           </w:tcPr>
           <w:p>
             <w:pPr>
-              <w:pStyle w:val="Normal"/>
               <w:jc w:val="left"/>
               <w:pBdr>
                 <w:bottom w:val="none" w:sz="0" w:space="0" w:color="000000"/>
@@ -923,7 +802,7 @@
                 <w:szCs w:val="20"/>
                 <w:color w:val="000000"/>
               </w:rPr>
-              <w:t xml:space="preserve">2. DunedinPACE</w:t>
+              <w:t xml:space="preserve">2. DunedinPACE z-score</w:t>
             </w:r>
           </w:p>
         </w:tc>
@@ -946,7 +825,6 @@
           </w:tcPr>
           <w:p>
             <w:pPr>
-              <w:pStyle w:val="Normal"/>
               <w:jc w:val="center"/>
               <w:pBdr>
                 <w:bottom w:val="none" w:sz="0" w:space="0" w:color="000000"/>
@@ -1001,7 +879,6 @@
           </w:tcPr>
           <w:p>
             <w:pPr>
-              <w:pStyle w:val="Normal"/>
               <w:jc w:val="center"/>
               <w:pBdr>
                 <w:bottom w:val="none" w:sz="0" w:space="0" w:color="000000"/>
@@ -1056,7 +933,6 @@
           </w:tcPr>
           <w:p>
             <w:pPr>
-              <w:pStyle w:val="Normal"/>
               <w:jc w:val="center"/>
               <w:pBdr>
                 <w:bottom w:val="none" w:sz="0" w:space="0" w:color="000000"/>
@@ -1111,7 +987,6 @@
           </w:tcPr>
           <w:p>
             <w:pPr>
-              <w:pStyle w:val="Normal"/>
               <w:jc w:val="center"/>
               <w:pBdr>
                 <w:bottom w:val="none" w:sz="0" w:space="0" w:color="000000"/>
@@ -1166,62 +1041,6 @@
           </w:tcPr>
           <w:p>
             <w:pPr>
-              <w:pStyle w:val="Normal"/>
-              <w:jc w:val="center"/>
-              <w:pBdr>
-                <w:bottom w:val="none" w:sz="0" w:space="0" w:color="000000"/>
-                <w:top w:val="none" w:sz="0" w:space="0" w:color="000000"/>
-                <w:left w:val="none" w:sz="0" w:space="0" w:color="000000"/>
-                <w:right w:val="none" w:sz="0" w:space="0" w:color="000000"/>
-              </w:pBdr>
-              <w:spacing w:after="100" w:before="100" w:line="240"/>
-              <w:ind w:left="100" w:right="100" w:firstLine="0" w:firstLineChars="0"/>
-              <w:rPr>
-                <w:rFonts w:ascii="Arial" w:hAnsi="Arial" w:eastAsia="Arial" w:cs="Arial"/>
-                <w:i w:val="false"/>
-                <w:b w:val="false"/>
-                <w:u w:val="none"/>
-                <w:strike w:val="false"/>
-                <w:sz w:val="20"/>
-                <w:szCs w:val="20"/>
-                <w:color w:val="000000"/>
-              </w:rPr>
-            </w:pPr>
-            <w:r>
-              <w:rPr>
-                <w:rFonts w:ascii="Arial" w:hAnsi="Arial" w:eastAsia="Arial" w:cs="Arial"/>
-                <w:i w:val="false"/>
-                <w:b w:val="false"/>
-                <w:u w:val="none"/>
-                <w:strike w:val="false"/>
-                <w:sz w:val="20"/>
-                <w:szCs w:val="20"/>
-                <w:color w:val="000000"/>
-              </w:rPr>
-              <w:t xml:space="preserve"/>
-            </w:r>
-          </w:p>
-        </w:tc>
-        <w:tc>
-          <w:tcPr>
-            <w:tcBorders>
-              <w:bottom w:val="none" w:sz="0" w:space="0" w:color="000000"/>
-              <w:top w:val="none" w:sz="0" w:space="0" w:color="000000"/>
-              <w:left w:val="none" w:sz="0" w:space="0" w:color="000000"/>
-              <w:right w:val="none" w:sz="0" w:space="0" w:color="000000"/>
-            </w:tcBorders>
-            <w:shd w:val="clear" w:color="auto" w:fill="FFFFFF"/>
-            <w:tcMar>
-              <w:top w:w="0" w:type="dxa"/>
-              <w:bottom w:w="0" w:type="dxa"/>
-              <w:left w:w="0" w:type="dxa"/>
-              <w:right w:w="0" w:type="dxa"/>
-            </w:tcMar>
-            <w:vAlign w:val="center"/>
-          </w:tcPr>
-          <w:p>
-            <w:pPr>
-              <w:pStyle w:val="Normal"/>
               <w:jc w:val="center"/>
               <w:pBdr>
                 <w:bottom w:val="none" w:sz="0" w:space="0" w:color="000000"/>
@@ -1260,8 +1079,9 @@
       </w:tr>
       <w:tr>
         <w:trPr>
-          <w:trHeight w:val="440" w:hRule="auto"/>
+          <w:trHeight w:val="453" w:hRule="auto"/>
         </w:trPr>
+        body3
         <w:tc>
           <w:tcPr>
             <w:tcBorders>
@@ -1281,7 +1101,6 @@
           </w:tcPr>
           <w:p>
             <w:pPr>
-              <w:pStyle w:val="Normal"/>
               <w:jc w:val="left"/>
               <w:pBdr>
                 <w:bottom w:val="none" w:sz="0" w:space="0" w:color="000000"/>
@@ -1336,7 +1155,6 @@
           </w:tcPr>
           <w:p>
             <w:pPr>
-              <w:pStyle w:val="Normal"/>
               <w:jc w:val="center"/>
               <w:pBdr>
                 <w:bottom w:val="none" w:sz="0" w:space="0" w:color="000000"/>
@@ -1391,7 +1209,6 @@
           </w:tcPr>
           <w:p>
             <w:pPr>
-              <w:pStyle w:val="Normal"/>
               <w:jc w:val="center"/>
               <w:pBdr>
                 <w:bottom w:val="none" w:sz="0" w:space="0" w:color="000000"/>
@@ -1446,7 +1263,6 @@
           </w:tcPr>
           <w:p>
             <w:pPr>
-              <w:pStyle w:val="Normal"/>
               <w:jc w:val="center"/>
               <w:pBdr>
                 <w:bottom w:val="none" w:sz="0" w:space="0" w:color="000000"/>
@@ -1501,7 +1317,6 @@
           </w:tcPr>
           <w:p>
             <w:pPr>
-              <w:pStyle w:val="Normal"/>
               <w:jc w:val="center"/>
               <w:pBdr>
                 <w:bottom w:val="none" w:sz="0" w:space="0" w:color="000000"/>
@@ -1556,62 +1371,6 @@
           </w:tcPr>
           <w:p>
             <w:pPr>
-              <w:pStyle w:val="Normal"/>
-              <w:jc w:val="center"/>
-              <w:pBdr>
-                <w:bottom w:val="none" w:sz="0" w:space="0" w:color="000000"/>
-                <w:top w:val="none" w:sz="0" w:space="0" w:color="000000"/>
-                <w:left w:val="none" w:sz="0" w:space="0" w:color="000000"/>
-                <w:right w:val="none" w:sz="0" w:space="0" w:color="000000"/>
-              </w:pBdr>
-              <w:spacing w:after="100" w:before="100" w:line="240"/>
-              <w:ind w:left="100" w:right="100" w:firstLine="0" w:firstLineChars="0"/>
-              <w:rPr>
-                <w:rFonts w:ascii="Arial" w:hAnsi="Arial" w:eastAsia="Arial" w:cs="Arial"/>
-                <w:i w:val="false"/>
-                <w:b w:val="false"/>
-                <w:u w:val="none"/>
-                <w:strike w:val="false"/>
-                <w:sz w:val="20"/>
-                <w:szCs w:val="20"/>
-                <w:color w:val="000000"/>
-              </w:rPr>
-            </w:pPr>
-            <w:r>
-              <w:rPr>
-                <w:rFonts w:ascii="Arial" w:hAnsi="Arial" w:eastAsia="Arial" w:cs="Arial"/>
-                <w:i w:val="false"/>
-                <w:b w:val="false"/>
-                <w:u w:val="none"/>
-                <w:strike w:val="false"/>
-                <w:sz w:val="20"/>
-                <w:szCs w:val="20"/>
-                <w:color w:val="000000"/>
-              </w:rPr>
-              <w:t xml:space="preserve"/>
-            </w:r>
-          </w:p>
-        </w:tc>
-        <w:tc>
-          <w:tcPr>
-            <w:tcBorders>
-              <w:bottom w:val="none" w:sz="0" w:space="0" w:color="000000"/>
-              <w:top w:val="none" w:sz="0" w:space="0" w:color="000000"/>
-              <w:left w:val="none" w:sz="0" w:space="0" w:color="000000"/>
-              <w:right w:val="none" w:sz="0" w:space="0" w:color="000000"/>
-            </w:tcBorders>
-            <w:shd w:val="clear" w:color="auto" w:fill="FFFFFF"/>
-            <w:tcMar>
-              <w:top w:w="0" w:type="dxa"/>
-              <w:bottom w:w="0" w:type="dxa"/>
-              <w:left w:w="0" w:type="dxa"/>
-              <w:right w:w="0" w:type="dxa"/>
-            </w:tcMar>
-            <w:vAlign w:val="center"/>
-          </w:tcPr>
-          <w:p>
-            <w:pPr>
-              <w:pStyle w:val="Normal"/>
               <w:jc w:val="center"/>
               <w:pBdr>
                 <w:bottom w:val="none" w:sz="0" w:space="0" w:color="000000"/>
@@ -1650,8 +1409,9 @@
       </w:tr>
       <w:tr>
         <w:trPr>
-          <w:trHeight w:val="440" w:hRule="auto"/>
+          <w:trHeight w:val="415" w:hRule="auto"/>
         </w:trPr>
+        body4
         <w:tc>
           <w:tcPr>
             <w:tcBorders>
@@ -1671,7 +1431,6 @@
           </w:tcPr>
           <w:p>
             <w:pPr>
-              <w:pStyle w:val="Normal"/>
               <w:jc w:val="left"/>
               <w:pBdr>
                 <w:bottom w:val="none" w:sz="0" w:space="0" w:color="000000"/>
@@ -1703,7 +1462,7 @@
                 <w:szCs w:val="20"/>
                 <w:color w:val="000000"/>
               </w:rPr>
-              <w:t xml:space="preserve">4. Number of chronic conditions</w:t>
+              <w:t xml:space="preserve">4. Perceived cancer risk z-score</w:t>
             </w:r>
           </w:p>
         </w:tc>
@@ -1726,7 +1485,6 @@
           </w:tcPr>
           <w:p>
             <w:pPr>
-              <w:pStyle w:val="Normal"/>
               <w:jc w:val="center"/>
               <w:pBdr>
                 <w:bottom w:val="none" w:sz="0" w:space="0" w:color="000000"/>
@@ -1758,7 +1516,7 @@
                 <w:szCs w:val="20"/>
                 <w:color w:val="000000"/>
               </w:rPr>
-              <w:t xml:space="preserve"> 0.173***</w:t>
+              <w:t xml:space="preserve">-0.037</w:t>
             </w:r>
           </w:p>
         </w:tc>
@@ -1781,7 +1539,6 @@
           </w:tcPr>
           <w:p>
             <w:pPr>
-              <w:pStyle w:val="Normal"/>
               <w:jc w:val="center"/>
               <w:pBdr>
                 <w:bottom w:val="none" w:sz="0" w:space="0" w:color="000000"/>
@@ -1813,7 +1570,7 @@
                 <w:szCs w:val="20"/>
                 <w:color w:val="000000"/>
               </w:rPr>
-              <w:t xml:space="preserve"> 0.202***</w:t>
+              <w:t xml:space="preserve"> 0.062*</w:t>
             </w:r>
           </w:p>
         </w:tc>
@@ -1836,7 +1593,6 @@
           </w:tcPr>
           <w:p>
             <w:pPr>
-              <w:pStyle w:val="Normal"/>
               <w:jc w:val="center"/>
               <w:pBdr>
                 <w:bottom w:val="none" w:sz="0" w:space="0" w:color="000000"/>
@@ -1868,7 +1624,7 @@
                 <w:szCs w:val="20"/>
                 <w:color w:val="000000"/>
               </w:rPr>
-              <w:t xml:space="preserve"> 0.088**</w:t>
+              <w:t xml:space="preserve">-0.144***</w:t>
             </w:r>
           </w:p>
         </w:tc>
@@ -1891,7 +1647,6 @@
           </w:tcPr>
           <w:p>
             <w:pPr>
-              <w:pStyle w:val="Normal"/>
               <w:jc w:val="center"/>
               <w:pBdr>
                 <w:bottom w:val="none" w:sz="0" w:space="0" w:color="000000"/>
@@ -1946,62 +1701,6 @@
           </w:tcPr>
           <w:p>
             <w:pPr>
-              <w:pStyle w:val="Normal"/>
-              <w:jc w:val="center"/>
-              <w:pBdr>
-                <w:bottom w:val="none" w:sz="0" w:space="0" w:color="000000"/>
-                <w:top w:val="none" w:sz="0" w:space="0" w:color="000000"/>
-                <w:left w:val="none" w:sz="0" w:space="0" w:color="000000"/>
-                <w:right w:val="none" w:sz="0" w:space="0" w:color="000000"/>
-              </w:pBdr>
-              <w:spacing w:after="100" w:before="100" w:line="240"/>
-              <w:ind w:left="100" w:right="100" w:firstLine="0" w:firstLineChars="0"/>
-              <w:rPr>
-                <w:rFonts w:ascii="Arial" w:hAnsi="Arial" w:eastAsia="Arial" w:cs="Arial"/>
-                <w:i w:val="false"/>
-                <w:b w:val="false"/>
-                <w:u w:val="none"/>
-                <w:strike w:val="false"/>
-                <w:sz w:val="20"/>
-                <w:szCs w:val="20"/>
-                <w:color w:val="000000"/>
-              </w:rPr>
-            </w:pPr>
-            <w:r>
-              <w:rPr>
-                <w:rFonts w:ascii="Arial" w:hAnsi="Arial" w:eastAsia="Arial" w:cs="Arial"/>
-                <w:i w:val="false"/>
-                <w:b w:val="false"/>
-                <w:u w:val="none"/>
-                <w:strike w:val="false"/>
-                <w:sz w:val="20"/>
-                <w:szCs w:val="20"/>
-                <w:color w:val="000000"/>
-              </w:rPr>
-              <w:t xml:space="preserve"/>
-            </w:r>
-          </w:p>
-        </w:tc>
-        <w:tc>
-          <w:tcPr>
-            <w:tcBorders>
-              <w:bottom w:val="none" w:sz="0" w:space="0" w:color="000000"/>
-              <w:top w:val="none" w:sz="0" w:space="0" w:color="000000"/>
-              <w:left w:val="none" w:sz="0" w:space="0" w:color="000000"/>
-              <w:right w:val="none" w:sz="0" w:space="0" w:color="000000"/>
-            </w:tcBorders>
-            <w:shd w:val="clear" w:color="auto" w:fill="FFFFFF"/>
-            <w:tcMar>
-              <w:top w:w="0" w:type="dxa"/>
-              <w:bottom w:w="0" w:type="dxa"/>
-              <w:left w:w="0" w:type="dxa"/>
-              <w:right w:w="0" w:type="dxa"/>
-            </w:tcMar>
-            <w:vAlign w:val="center"/>
-          </w:tcPr>
-          <w:p>
-            <w:pPr>
-              <w:pStyle w:val="Normal"/>
               <w:jc w:val="center"/>
               <w:pBdr>
                 <w:bottom w:val="none" w:sz="0" w:space="0" w:color="000000"/>
@@ -2040,398 +1739,9 @@
       </w:tr>
       <w:tr>
         <w:trPr>
-          <w:trHeight w:val="440" w:hRule="auto"/>
+          <w:trHeight w:val="454" w:hRule="auto"/>
         </w:trPr>
-        <w:tc>
-          <w:tcPr>
-            <w:tcBorders>
-              <w:bottom w:val="none" w:sz="0" w:space="0" w:color="000000"/>
-              <w:top w:val="none" w:sz="0" w:space="0" w:color="000000"/>
-              <w:left w:val="none" w:sz="0" w:space="0" w:color="000000"/>
-              <w:right w:val="none" w:sz="0" w:space="0" w:color="000000"/>
-            </w:tcBorders>
-            <w:shd w:val="clear" w:color="auto" w:fill="FFFFFF"/>
-            <w:tcMar>
-              <w:top w:w="0" w:type="dxa"/>
-              <w:bottom w:w="0" w:type="dxa"/>
-              <w:left w:w="0" w:type="dxa"/>
-              <w:right w:w="0" w:type="dxa"/>
-            </w:tcMar>
-            <w:vAlign w:val="center"/>
-          </w:tcPr>
-          <w:p>
-            <w:pPr>
-              <w:pStyle w:val="Normal"/>
-              <w:jc w:val="left"/>
-              <w:pBdr>
-                <w:bottom w:val="none" w:sz="0" w:space="0" w:color="000000"/>
-                <w:top w:val="none" w:sz="0" w:space="0" w:color="000000"/>
-                <w:left w:val="none" w:sz="0" w:space="0" w:color="000000"/>
-                <w:right w:val="none" w:sz="0" w:space="0" w:color="000000"/>
-              </w:pBdr>
-              <w:spacing w:after="100" w:before="100" w:line="240"/>
-              <w:ind w:left="100" w:right="100" w:firstLine="0" w:firstLineChars="0"/>
-              <w:rPr>
-                <w:rFonts w:ascii="Arial" w:hAnsi="Arial" w:eastAsia="Arial" w:cs="Arial"/>
-                <w:i w:val="false"/>
-                <w:b w:val="false"/>
-                <w:u w:val="none"/>
-                <w:strike w:val="false"/>
-                <w:sz w:val="20"/>
-                <w:szCs w:val="20"/>
-                <w:color w:val="000000"/>
-              </w:rPr>
-            </w:pPr>
-            <w:r>
-              <w:rPr>
-                <w:rFonts w:ascii="Arial" w:hAnsi="Arial" w:eastAsia="Arial" w:cs="Arial"/>
-                <w:i w:val="false"/>
-                <w:b w:val="false"/>
-                <w:u w:val="none"/>
-                <w:strike w:val="false"/>
-                <w:sz w:val="20"/>
-                <w:szCs w:val="20"/>
-                <w:color w:val="000000"/>
-              </w:rPr>
-              <w:t xml:space="preserve">5. Perceived cancer risk z-score</w:t>
-            </w:r>
-          </w:p>
-        </w:tc>
-        <w:tc>
-          <w:tcPr>
-            <w:tcBorders>
-              <w:bottom w:val="none" w:sz="0" w:space="0" w:color="000000"/>
-              <w:top w:val="none" w:sz="0" w:space="0" w:color="000000"/>
-              <w:left w:val="none" w:sz="0" w:space="0" w:color="000000"/>
-              <w:right w:val="none" w:sz="0" w:space="0" w:color="000000"/>
-            </w:tcBorders>
-            <w:shd w:val="clear" w:color="auto" w:fill="FFFFFF"/>
-            <w:tcMar>
-              <w:top w:w="0" w:type="dxa"/>
-              <w:bottom w:w="0" w:type="dxa"/>
-              <w:left w:w="0" w:type="dxa"/>
-              <w:right w:w="0" w:type="dxa"/>
-            </w:tcMar>
-            <w:vAlign w:val="center"/>
-          </w:tcPr>
-          <w:p>
-            <w:pPr>
-              <w:pStyle w:val="Normal"/>
-              <w:jc w:val="center"/>
-              <w:pBdr>
-                <w:bottom w:val="none" w:sz="0" w:space="0" w:color="000000"/>
-                <w:top w:val="none" w:sz="0" w:space="0" w:color="000000"/>
-                <w:left w:val="none" w:sz="0" w:space="0" w:color="000000"/>
-                <w:right w:val="none" w:sz="0" w:space="0" w:color="000000"/>
-              </w:pBdr>
-              <w:spacing w:after="100" w:before="100" w:line="240"/>
-              <w:ind w:left="100" w:right="100" w:firstLine="0" w:firstLineChars="0"/>
-              <w:rPr>
-                <w:rFonts w:ascii="Arial" w:hAnsi="Arial" w:eastAsia="Arial" w:cs="Arial"/>
-                <w:i w:val="false"/>
-                <w:b w:val="false"/>
-                <w:u w:val="none"/>
-                <w:strike w:val="false"/>
-                <w:sz w:val="20"/>
-                <w:szCs w:val="20"/>
-                <w:color w:val="000000"/>
-              </w:rPr>
-            </w:pPr>
-            <w:r>
-              <w:rPr>
-                <w:rFonts w:ascii="Arial" w:hAnsi="Arial" w:eastAsia="Arial" w:cs="Arial"/>
-                <w:i w:val="false"/>
-                <w:b w:val="false"/>
-                <w:u w:val="none"/>
-                <w:strike w:val="false"/>
-                <w:sz w:val="20"/>
-                <w:szCs w:val="20"/>
-                <w:color w:val="000000"/>
-              </w:rPr>
-              <w:t xml:space="preserve">-0.037</w:t>
-            </w:r>
-          </w:p>
-        </w:tc>
-        <w:tc>
-          <w:tcPr>
-            <w:tcBorders>
-              <w:bottom w:val="none" w:sz="0" w:space="0" w:color="000000"/>
-              <w:top w:val="none" w:sz="0" w:space="0" w:color="000000"/>
-              <w:left w:val="none" w:sz="0" w:space="0" w:color="000000"/>
-              <w:right w:val="none" w:sz="0" w:space="0" w:color="000000"/>
-            </w:tcBorders>
-            <w:shd w:val="clear" w:color="auto" w:fill="FFFFFF"/>
-            <w:tcMar>
-              <w:top w:w="0" w:type="dxa"/>
-              <w:bottom w:w="0" w:type="dxa"/>
-              <w:left w:w="0" w:type="dxa"/>
-              <w:right w:w="0" w:type="dxa"/>
-            </w:tcMar>
-            <w:vAlign w:val="center"/>
-          </w:tcPr>
-          <w:p>
-            <w:pPr>
-              <w:pStyle w:val="Normal"/>
-              <w:jc w:val="center"/>
-              <w:pBdr>
-                <w:bottom w:val="none" w:sz="0" w:space="0" w:color="000000"/>
-                <w:top w:val="none" w:sz="0" w:space="0" w:color="000000"/>
-                <w:left w:val="none" w:sz="0" w:space="0" w:color="000000"/>
-                <w:right w:val="none" w:sz="0" w:space="0" w:color="000000"/>
-              </w:pBdr>
-              <w:spacing w:after="100" w:before="100" w:line="240"/>
-              <w:ind w:left="100" w:right="100" w:firstLine="0" w:firstLineChars="0"/>
-              <w:rPr>
-                <w:rFonts w:ascii="Arial" w:hAnsi="Arial" w:eastAsia="Arial" w:cs="Arial"/>
-                <w:i w:val="false"/>
-                <w:b w:val="false"/>
-                <w:u w:val="none"/>
-                <w:strike w:val="false"/>
-                <w:sz w:val="20"/>
-                <w:szCs w:val="20"/>
-                <w:color w:val="000000"/>
-              </w:rPr>
-            </w:pPr>
-            <w:r>
-              <w:rPr>
-                <w:rFonts w:ascii="Arial" w:hAnsi="Arial" w:eastAsia="Arial" w:cs="Arial"/>
-                <w:i w:val="false"/>
-                <w:b w:val="false"/>
-                <w:u w:val="none"/>
-                <w:strike w:val="false"/>
-                <w:sz w:val="20"/>
-                <w:szCs w:val="20"/>
-                <w:color w:val="000000"/>
-              </w:rPr>
-              <w:t xml:space="preserve"> 0.062*</w:t>
-            </w:r>
-          </w:p>
-        </w:tc>
-        <w:tc>
-          <w:tcPr>
-            <w:tcBorders>
-              <w:bottom w:val="none" w:sz="0" w:space="0" w:color="000000"/>
-              <w:top w:val="none" w:sz="0" w:space="0" w:color="000000"/>
-              <w:left w:val="none" w:sz="0" w:space="0" w:color="000000"/>
-              <w:right w:val="none" w:sz="0" w:space="0" w:color="000000"/>
-            </w:tcBorders>
-            <w:shd w:val="clear" w:color="auto" w:fill="FFFFFF"/>
-            <w:tcMar>
-              <w:top w:w="0" w:type="dxa"/>
-              <w:bottom w:w="0" w:type="dxa"/>
-              <w:left w:w="0" w:type="dxa"/>
-              <w:right w:w="0" w:type="dxa"/>
-            </w:tcMar>
-            <w:vAlign w:val="center"/>
-          </w:tcPr>
-          <w:p>
-            <w:pPr>
-              <w:pStyle w:val="Normal"/>
-              <w:jc w:val="center"/>
-              <w:pBdr>
-                <w:bottom w:val="none" w:sz="0" w:space="0" w:color="000000"/>
-                <w:top w:val="none" w:sz="0" w:space="0" w:color="000000"/>
-                <w:left w:val="none" w:sz="0" w:space="0" w:color="000000"/>
-                <w:right w:val="none" w:sz="0" w:space="0" w:color="000000"/>
-              </w:pBdr>
-              <w:spacing w:after="100" w:before="100" w:line="240"/>
-              <w:ind w:left="100" w:right="100" w:firstLine="0" w:firstLineChars="0"/>
-              <w:rPr>
-                <w:rFonts w:ascii="Arial" w:hAnsi="Arial" w:eastAsia="Arial" w:cs="Arial"/>
-                <w:i w:val="false"/>
-                <w:b w:val="false"/>
-                <w:u w:val="none"/>
-                <w:strike w:val="false"/>
-                <w:sz w:val="20"/>
-                <w:szCs w:val="20"/>
-                <w:color w:val="000000"/>
-              </w:rPr>
-            </w:pPr>
-            <w:r>
-              <w:rPr>
-                <w:rFonts w:ascii="Arial" w:hAnsi="Arial" w:eastAsia="Arial" w:cs="Arial"/>
-                <w:i w:val="false"/>
-                <w:b w:val="false"/>
-                <w:u w:val="none"/>
-                <w:strike w:val="false"/>
-                <w:sz w:val="20"/>
-                <w:szCs w:val="20"/>
-                <w:color w:val="000000"/>
-              </w:rPr>
-              <w:t xml:space="preserve">-0.144***</w:t>
-            </w:r>
-          </w:p>
-        </w:tc>
-        <w:tc>
-          <w:tcPr>
-            <w:tcBorders>
-              <w:bottom w:val="none" w:sz="0" w:space="0" w:color="000000"/>
-              <w:top w:val="none" w:sz="0" w:space="0" w:color="000000"/>
-              <w:left w:val="none" w:sz="0" w:space="0" w:color="000000"/>
-              <w:right w:val="none" w:sz="0" w:space="0" w:color="000000"/>
-            </w:tcBorders>
-            <w:shd w:val="clear" w:color="auto" w:fill="FFFFFF"/>
-            <w:tcMar>
-              <w:top w:w="0" w:type="dxa"/>
-              <w:bottom w:w="0" w:type="dxa"/>
-              <w:left w:w="0" w:type="dxa"/>
-              <w:right w:w="0" w:type="dxa"/>
-            </w:tcMar>
-            <w:vAlign w:val="center"/>
-          </w:tcPr>
-          <w:p>
-            <w:pPr>
-              <w:pStyle w:val="Normal"/>
-              <w:jc w:val="center"/>
-              <w:pBdr>
-                <w:bottom w:val="none" w:sz="0" w:space="0" w:color="000000"/>
-                <w:top w:val="none" w:sz="0" w:space="0" w:color="000000"/>
-                <w:left w:val="none" w:sz="0" w:space="0" w:color="000000"/>
-                <w:right w:val="none" w:sz="0" w:space="0" w:color="000000"/>
-              </w:pBdr>
-              <w:spacing w:after="100" w:before="100" w:line="240"/>
-              <w:ind w:left="100" w:right="100" w:firstLine="0" w:firstLineChars="0"/>
-              <w:rPr>
-                <w:rFonts w:ascii="Arial" w:hAnsi="Arial" w:eastAsia="Arial" w:cs="Arial"/>
-                <w:i w:val="false"/>
-                <w:b w:val="false"/>
-                <w:u w:val="none"/>
-                <w:strike w:val="false"/>
-                <w:sz w:val="20"/>
-                <w:szCs w:val="20"/>
-                <w:color w:val="000000"/>
-              </w:rPr>
-            </w:pPr>
-            <w:r>
-              <w:rPr>
-                <w:rFonts w:ascii="Arial" w:hAnsi="Arial" w:eastAsia="Arial" w:cs="Arial"/>
-                <w:i w:val="false"/>
-                <w:b w:val="false"/>
-                <w:u w:val="none"/>
-                <w:strike w:val="false"/>
-                <w:sz w:val="20"/>
-                <w:szCs w:val="20"/>
-                <w:color w:val="000000"/>
-              </w:rPr>
-              <w:t xml:space="preserve"> 0.171***</w:t>
-            </w:r>
-          </w:p>
-        </w:tc>
-        <w:tc>
-          <w:tcPr>
-            <w:tcBorders>
-              <w:bottom w:val="none" w:sz="0" w:space="0" w:color="000000"/>
-              <w:top w:val="none" w:sz="0" w:space="0" w:color="000000"/>
-              <w:left w:val="none" w:sz="0" w:space="0" w:color="000000"/>
-              <w:right w:val="none" w:sz="0" w:space="0" w:color="000000"/>
-            </w:tcBorders>
-            <w:shd w:val="clear" w:color="auto" w:fill="FFFFFF"/>
-            <w:tcMar>
-              <w:top w:w="0" w:type="dxa"/>
-              <w:bottom w:w="0" w:type="dxa"/>
-              <w:left w:w="0" w:type="dxa"/>
-              <w:right w:w="0" w:type="dxa"/>
-            </w:tcMar>
-            <w:vAlign w:val="center"/>
-          </w:tcPr>
-          <w:p>
-            <w:pPr>
-              <w:pStyle w:val="Normal"/>
-              <w:jc w:val="center"/>
-              <w:pBdr>
-                <w:bottom w:val="none" w:sz="0" w:space="0" w:color="000000"/>
-                <w:top w:val="none" w:sz="0" w:space="0" w:color="000000"/>
-                <w:left w:val="none" w:sz="0" w:space="0" w:color="000000"/>
-                <w:right w:val="none" w:sz="0" w:space="0" w:color="000000"/>
-              </w:pBdr>
-              <w:spacing w:after="100" w:before="100" w:line="240"/>
-              <w:ind w:left="100" w:right="100" w:firstLine="0" w:firstLineChars="0"/>
-              <w:rPr>
-                <w:rFonts w:ascii="Arial" w:hAnsi="Arial" w:eastAsia="Arial" w:cs="Arial"/>
-                <w:i w:val="false"/>
-                <w:b w:val="false"/>
-                <w:u w:val="none"/>
-                <w:strike w:val="false"/>
-                <w:sz w:val="20"/>
-                <w:szCs w:val="20"/>
-                <w:color w:val="000000"/>
-              </w:rPr>
-            </w:pPr>
-            <w:r>
-              <w:rPr>
-                <w:rFonts w:ascii="Arial" w:hAnsi="Arial" w:eastAsia="Arial" w:cs="Arial"/>
-                <w:i w:val="false"/>
-                <w:b w:val="false"/>
-                <w:u w:val="none"/>
-                <w:strike w:val="false"/>
-                <w:sz w:val="20"/>
-                <w:szCs w:val="20"/>
-                <w:color w:val="000000"/>
-              </w:rPr>
-              <w:t xml:space="preserve"/>
-            </w:r>
-          </w:p>
-        </w:tc>
-        <w:tc>
-          <w:tcPr>
-            <w:tcBorders>
-              <w:bottom w:val="none" w:sz="0" w:space="0" w:color="000000"/>
-              <w:top w:val="none" w:sz="0" w:space="0" w:color="000000"/>
-              <w:left w:val="none" w:sz="0" w:space="0" w:color="000000"/>
-              <w:right w:val="none" w:sz="0" w:space="0" w:color="000000"/>
-            </w:tcBorders>
-            <w:shd w:val="clear" w:color="auto" w:fill="FFFFFF"/>
-            <w:tcMar>
-              <w:top w:w="0" w:type="dxa"/>
-              <w:bottom w:w="0" w:type="dxa"/>
-              <w:left w:w="0" w:type="dxa"/>
-              <w:right w:w="0" w:type="dxa"/>
-            </w:tcMar>
-            <w:vAlign w:val="center"/>
-          </w:tcPr>
-          <w:p>
-            <w:pPr>
-              <w:pStyle w:val="Normal"/>
-              <w:jc w:val="center"/>
-              <w:pBdr>
-                <w:bottom w:val="none" w:sz="0" w:space="0" w:color="000000"/>
-                <w:top w:val="none" w:sz="0" w:space="0" w:color="000000"/>
-                <w:left w:val="none" w:sz="0" w:space="0" w:color="000000"/>
-                <w:right w:val="none" w:sz="0" w:space="0" w:color="000000"/>
-              </w:pBdr>
-              <w:spacing w:after="100" w:before="100" w:line="240"/>
-              <w:ind w:left="100" w:right="100" w:firstLine="0" w:firstLineChars="0"/>
-              <w:rPr>
-                <w:rFonts w:ascii="Arial" w:hAnsi="Arial" w:eastAsia="Arial" w:cs="Arial"/>
-                <w:i w:val="false"/>
-                <w:b w:val="false"/>
-                <w:u w:val="none"/>
-                <w:strike w:val="false"/>
-                <w:sz w:val="20"/>
-                <w:szCs w:val="20"/>
-                <w:color w:val="000000"/>
-              </w:rPr>
-            </w:pPr>
-            <w:r>
-              <w:rPr>
-                <w:rFonts w:ascii="Arial" w:hAnsi="Arial" w:eastAsia="Arial" w:cs="Arial"/>
-                <w:i w:val="false"/>
-                <w:b w:val="false"/>
-                <w:u w:val="none"/>
-                <w:strike w:val="false"/>
-                <w:sz w:val="20"/>
-                <w:szCs w:val="20"/>
-                <w:color w:val="000000"/>
-              </w:rPr>
-              <w:t xml:space="preserve"/>
-            </w:r>
-          </w:p>
-        </w:tc>
-      </w:tr>
-      <w:tr>
-        <w:trPr>
-          <w:trHeight w:val="455" w:hRule="auto"/>
-        </w:trPr>
+        body5
         <w:tc>
           <w:tcPr>
             <w:tcBorders>
@@ -2451,7 +1761,6 @@
           </w:tcPr>
           <w:p>
             <w:pPr>
-              <w:pStyle w:val="Normal"/>
               <w:jc w:val="left"/>
               <w:pBdr>
                 <w:bottom w:val="none" w:sz="0" w:space="0" w:color="000000"/>
@@ -2483,7 +1792,7 @@
                 <w:szCs w:val="20"/>
                 <w:color w:val="000000"/>
               </w:rPr>
-              <w:t xml:space="preserve">6. Self-efficacy</w:t>
+              <w:t xml:space="preserve">5. Self-efficacy for Cancer Prevention</w:t>
             </w:r>
           </w:p>
         </w:tc>
@@ -2506,7 +1815,6 @@
           </w:tcPr>
           <w:p>
             <w:pPr>
-              <w:pStyle w:val="Normal"/>
               <w:jc w:val="center"/>
               <w:pBdr>
                 <w:bottom w:val="none" w:sz="0" w:space="0" w:color="000000"/>
@@ -2561,7 +1869,6 @@
           </w:tcPr>
           <w:p>
             <w:pPr>
-              <w:pStyle w:val="Normal"/>
               <w:jc w:val="center"/>
               <w:pBdr>
                 <w:bottom w:val="none" w:sz="0" w:space="0" w:color="000000"/>
@@ -2616,7 +1923,6 @@
           </w:tcPr>
           <w:p>
             <w:pPr>
-              <w:pStyle w:val="Normal"/>
               <w:jc w:val="center"/>
               <w:pBdr>
                 <w:bottom w:val="none" w:sz="0" w:space="0" w:color="000000"/>
@@ -2671,7 +1977,6 @@
           </w:tcPr>
           <w:p>
             <w:pPr>
-              <w:pStyle w:val="Normal"/>
               <w:jc w:val="center"/>
               <w:pBdr>
                 <w:bottom w:val="none" w:sz="0" w:space="0" w:color="000000"/>
@@ -2703,7 +2008,7 @@
                 <w:szCs w:val="20"/>
                 <w:color w:val="000000"/>
               </w:rPr>
-              <w:t xml:space="preserve">-0.035</w:t>
+              <w:t xml:space="preserve">-0.120***</w:t>
             </w:r>
           </w:p>
         </w:tc>
@@ -2726,62 +2031,6 @@
           </w:tcPr>
           <w:p>
             <w:pPr>
-              <w:pStyle w:val="Normal"/>
-              <w:jc w:val="center"/>
-              <w:pBdr>
-                <w:bottom w:val="none" w:sz="0" w:space="0" w:color="000000"/>
-                <w:top w:val="none" w:sz="0" w:space="0" w:color="000000"/>
-                <w:left w:val="none" w:sz="0" w:space="0" w:color="000000"/>
-                <w:right w:val="none" w:sz="0" w:space="0" w:color="000000"/>
-              </w:pBdr>
-              <w:spacing w:after="100" w:before="100" w:line="240"/>
-              <w:ind w:left="100" w:right="100" w:firstLine="0" w:firstLineChars="0"/>
-              <w:rPr>
-                <w:rFonts w:ascii="Arial" w:hAnsi="Arial" w:eastAsia="Arial" w:cs="Arial"/>
-                <w:i w:val="false"/>
-                <w:b w:val="false"/>
-                <w:u w:val="none"/>
-                <w:strike w:val="false"/>
-                <w:sz w:val="20"/>
-                <w:szCs w:val="20"/>
-                <w:color w:val="000000"/>
-              </w:rPr>
-            </w:pPr>
-            <w:r>
-              <w:rPr>
-                <w:rFonts w:ascii="Arial" w:hAnsi="Arial" w:eastAsia="Arial" w:cs="Arial"/>
-                <w:i w:val="false"/>
-                <w:b w:val="false"/>
-                <w:u w:val="none"/>
-                <w:strike w:val="false"/>
-                <w:sz w:val="20"/>
-                <w:szCs w:val="20"/>
-                <w:color w:val="000000"/>
-              </w:rPr>
-              <w:t xml:space="preserve">-0.120***</w:t>
-            </w:r>
-          </w:p>
-        </w:tc>
-        <w:tc>
-          <w:tcPr>
-            <w:tcBorders>
-              <w:bottom w:val="single" w:sz="12" w:space="0" w:color="666666"/>
-              <w:top w:val="none" w:sz="0" w:space="0" w:color="000000"/>
-              <w:left w:val="none" w:sz="0" w:space="0" w:color="000000"/>
-              <w:right w:val="none" w:sz="0" w:space="0" w:color="000000"/>
-            </w:tcBorders>
-            <w:shd w:val="clear" w:color="auto" w:fill="FFFFFF"/>
-            <w:tcMar>
-              <w:top w:w="0" w:type="dxa"/>
-              <w:bottom w:w="0" w:type="dxa"/>
-              <w:left w:w="0" w:type="dxa"/>
-              <w:right w:w="0" w:type="dxa"/>
-            </w:tcMar>
-            <w:vAlign w:val="center"/>
-          </w:tcPr>
-          <w:p>
-            <w:pPr>
-              <w:pStyle w:val="Normal"/>
               <w:jc w:val="center"/>
               <w:pBdr>
                 <w:bottom w:val="none" w:sz="0" w:space="0" w:color="000000"/>
@@ -2822,9 +2071,10 @@
         <w:trPr>
           <w:trHeight w:val="360" w:hRule="auto"/>
         </w:trPr>
-        <w:tc>
-          <w:tcPr>
-            <w:gridSpan w:val="7"/>
+        footer1
+        <w:tc>
+          <w:tcPr>
+            <w:gridSpan w:val="6"/>
             <w:tcBorders>
               <w:bottom w:val="none" w:sz="0" w:space="0" w:color="FFFFFF"/>
               <w:top w:val="single" w:sz="12" w:space="0" w:color="666666"/>
@@ -2842,7 +2092,6 @@
           </w:tcPr>
           <w:p>
             <w:pPr>
-              <w:pStyle w:val="Normal"/>
               <w:jc w:val="left"/>
               <w:pBdr>
                 <w:bottom w:val="none" w:sz="0" w:space="0" w:color="000000"/>

--- a/Output/Grace_Table_4_Correlation_Matrix.docx
+++ b/Output/Grace_Table_4_Correlation_Matrix.docx
@@ -26,10 +26,9 @@
       </w:tblGrid>
       <w:tr>
         <w:trPr>
-          <w:trHeight w:val="413" w:hRule="auto"/>
+          <w:trHeight w:val="470" w:hRule="auto"/>
           <w:tblHeader/>
         </w:trPr>
-        header1
         <w:tc>
           <w:tcPr>
             <w:gridSpan w:val="6"/>
@@ -50,6 +49,7 @@
           </w:tcPr>
           <w:p>
             <w:pPr>
+              <w:pStyle w:val="Normal"/>
               <w:jc w:val="left"/>
               <w:pBdr>
                 <w:bottom w:val="none" w:sz="0" w:space="0" w:color="000000"/>
@@ -88,10 +88,9 @@
       </w:tr>
       <w:tr>
         <w:trPr>
-          <w:trHeight w:val="413" w:hRule="auto"/>
+          <w:trHeight w:val="470" w:hRule="auto"/>
           <w:tblHeader/>
         </w:trPr>
-        header2
         <w:tc>
           <w:tcPr>
             <w:tcBorders>
@@ -111,6 +110,7 @@
           </w:tcPr>
           <w:p>
             <w:pPr>
+              <w:pStyle w:val="Normal"/>
               <w:jc w:val="left"/>
               <w:pBdr>
                 <w:bottom w:val="none" w:sz="0" w:space="0" w:color="000000"/>
@@ -165,6 +165,7 @@
           </w:tcPr>
           <w:p>
             <w:pPr>
+              <w:pStyle w:val="Normal"/>
               <w:jc w:val="center"/>
               <w:pBdr>
                 <w:bottom w:val="none" w:sz="0" w:space="0" w:color="000000"/>
@@ -219,6 +220,7 @@
           </w:tcPr>
           <w:p>
             <w:pPr>
+              <w:pStyle w:val="Normal"/>
               <w:jc w:val="center"/>
               <w:pBdr>
                 <w:bottom w:val="none" w:sz="0" w:space="0" w:color="000000"/>
@@ -273,6 +275,7 @@
           </w:tcPr>
           <w:p>
             <w:pPr>
+              <w:pStyle w:val="Normal"/>
               <w:jc w:val="center"/>
               <w:pBdr>
                 <w:bottom w:val="none" w:sz="0" w:space="0" w:color="000000"/>
@@ -327,6 +330,7 @@
           </w:tcPr>
           <w:p>
             <w:pPr>
+              <w:pStyle w:val="Normal"/>
               <w:jc w:val="center"/>
               <w:pBdr>
                 <w:bottom w:val="none" w:sz="0" w:space="0" w:color="000000"/>
@@ -381,6 +385,7 @@
           </w:tcPr>
           <w:p>
             <w:pPr>
+              <w:pStyle w:val="Normal"/>
               <w:jc w:val="center"/>
               <w:pBdr>
                 <w:bottom w:val="none" w:sz="0" w:space="0" w:color="000000"/>
@@ -419,9 +424,8 @@
       </w:tr>
       <w:tr>
         <w:trPr>
-          <w:trHeight w:val="454" w:hRule="auto"/>
+          <w:trHeight w:val="440" w:hRule="auto"/>
         </w:trPr>
-        body1
         <w:tc>
           <w:tcPr>
             <w:tcBorders>
@@ -441,6 +445,7 @@
           </w:tcPr>
           <w:p>
             <w:pPr>
+              <w:pStyle w:val="Normal"/>
               <w:jc w:val="left"/>
               <w:pBdr>
                 <w:bottom w:val="none" w:sz="0" w:space="0" w:color="000000"/>
@@ -495,6 +500,7 @@
           </w:tcPr>
           <w:p>
             <w:pPr>
+              <w:pStyle w:val="Normal"/>
               <w:jc w:val="center"/>
               <w:pBdr>
                 <w:bottom w:val="none" w:sz="0" w:space="0" w:color="000000"/>
@@ -549,6 +555,7 @@
           </w:tcPr>
           <w:p>
             <w:pPr>
+              <w:pStyle w:val="Normal"/>
               <w:jc w:val="center"/>
               <w:pBdr>
                 <w:bottom w:val="none" w:sz="0" w:space="0" w:color="000000"/>
@@ -603,6 +610,7 @@
           </w:tcPr>
           <w:p>
             <w:pPr>
+              <w:pStyle w:val="Normal"/>
               <w:jc w:val="center"/>
               <w:pBdr>
                 <w:bottom w:val="none" w:sz="0" w:space="0" w:color="000000"/>
@@ -657,6 +665,7 @@
           </w:tcPr>
           <w:p>
             <w:pPr>
+              <w:pStyle w:val="Normal"/>
               <w:jc w:val="center"/>
               <w:pBdr>
                 <w:bottom w:val="none" w:sz="0" w:space="0" w:color="000000"/>
@@ -711,6 +720,7 @@
           </w:tcPr>
           <w:p>
             <w:pPr>
+              <w:pStyle w:val="Normal"/>
               <w:jc w:val="center"/>
               <w:pBdr>
                 <w:bottom w:val="none" w:sz="0" w:space="0" w:color="000000"/>
@@ -749,9 +759,8 @@
       </w:tr>
       <w:tr>
         <w:trPr>
-          <w:trHeight w:val="415" w:hRule="auto"/>
+          <w:trHeight w:val="440" w:hRule="auto"/>
         </w:trPr>
-        body2
         <w:tc>
           <w:tcPr>
             <w:tcBorders>
@@ -771,6 +780,7 @@
           </w:tcPr>
           <w:p>
             <w:pPr>
+              <w:pStyle w:val="Normal"/>
               <w:jc w:val="left"/>
               <w:pBdr>
                 <w:bottom w:val="none" w:sz="0" w:space="0" w:color="000000"/>
@@ -825,6 +835,7 @@
           </w:tcPr>
           <w:p>
             <w:pPr>
+              <w:pStyle w:val="Normal"/>
               <w:jc w:val="center"/>
               <w:pBdr>
                 <w:bottom w:val="none" w:sz="0" w:space="0" w:color="000000"/>
@@ -879,6 +890,7 @@
           </w:tcPr>
           <w:p>
             <w:pPr>
+              <w:pStyle w:val="Normal"/>
               <w:jc w:val="center"/>
               <w:pBdr>
                 <w:bottom w:val="none" w:sz="0" w:space="0" w:color="000000"/>
@@ -933,6 +945,7 @@
           </w:tcPr>
           <w:p>
             <w:pPr>
+              <w:pStyle w:val="Normal"/>
               <w:jc w:val="center"/>
               <w:pBdr>
                 <w:bottom w:val="none" w:sz="0" w:space="0" w:color="000000"/>
@@ -987,6 +1000,7 @@
           </w:tcPr>
           <w:p>
             <w:pPr>
+              <w:pStyle w:val="Normal"/>
               <w:jc w:val="center"/>
               <w:pBdr>
                 <w:bottom w:val="none" w:sz="0" w:space="0" w:color="000000"/>
@@ -1041,6 +1055,7 @@
           </w:tcPr>
           <w:p>
             <w:pPr>
+              <w:pStyle w:val="Normal"/>
               <w:jc w:val="center"/>
               <w:pBdr>
                 <w:bottom w:val="none" w:sz="0" w:space="0" w:color="000000"/>
@@ -1079,9 +1094,8 @@
       </w:tr>
       <w:tr>
         <w:trPr>
-          <w:trHeight w:val="453" w:hRule="auto"/>
+          <w:trHeight w:val="440" w:hRule="auto"/>
         </w:trPr>
-        body3
         <w:tc>
           <w:tcPr>
             <w:tcBorders>
@@ -1101,6 +1115,7 @@
           </w:tcPr>
           <w:p>
             <w:pPr>
+              <w:pStyle w:val="Normal"/>
               <w:jc w:val="left"/>
               <w:pBdr>
                 <w:bottom w:val="none" w:sz="0" w:space="0" w:color="000000"/>
@@ -1155,6 +1170,7 @@
           </w:tcPr>
           <w:p>
             <w:pPr>
+              <w:pStyle w:val="Normal"/>
               <w:jc w:val="center"/>
               <w:pBdr>
                 <w:bottom w:val="none" w:sz="0" w:space="0" w:color="000000"/>
@@ -1209,6 +1225,7 @@
           </w:tcPr>
           <w:p>
             <w:pPr>
+              <w:pStyle w:val="Normal"/>
               <w:jc w:val="center"/>
               <w:pBdr>
                 <w:bottom w:val="none" w:sz="0" w:space="0" w:color="000000"/>
@@ -1240,7 +1257,7 @@
                 <w:szCs w:val="20"/>
                 <w:color w:val="000000"/>
               </w:rPr>
-              <w:t xml:space="preserve"> 0.190***</w:t>
+              <w:t xml:space="preserve"> 0.189***</w:t>
             </w:r>
           </w:p>
         </w:tc>
@@ -1263,6 +1280,7 @@
           </w:tcPr>
           <w:p>
             <w:pPr>
+              <w:pStyle w:val="Normal"/>
               <w:jc w:val="center"/>
               <w:pBdr>
                 <w:bottom w:val="none" w:sz="0" w:space="0" w:color="000000"/>
@@ -1317,6 +1335,7 @@
           </w:tcPr>
           <w:p>
             <w:pPr>
+              <w:pStyle w:val="Normal"/>
               <w:jc w:val="center"/>
               <w:pBdr>
                 <w:bottom w:val="none" w:sz="0" w:space="0" w:color="000000"/>
@@ -1371,6 +1390,7 @@
           </w:tcPr>
           <w:p>
             <w:pPr>
+              <w:pStyle w:val="Normal"/>
               <w:jc w:val="center"/>
               <w:pBdr>
                 <w:bottom w:val="none" w:sz="0" w:space="0" w:color="000000"/>
@@ -1409,9 +1429,8 @@
       </w:tr>
       <w:tr>
         <w:trPr>
-          <w:trHeight w:val="415" w:hRule="auto"/>
+          <w:trHeight w:val="440" w:hRule="auto"/>
         </w:trPr>
-        body4
         <w:tc>
           <w:tcPr>
             <w:tcBorders>
@@ -1431,6 +1450,7 @@
           </w:tcPr>
           <w:p>
             <w:pPr>
+              <w:pStyle w:val="Normal"/>
               <w:jc w:val="left"/>
               <w:pBdr>
                 <w:bottom w:val="none" w:sz="0" w:space="0" w:color="000000"/>
@@ -1485,6 +1505,7 @@
           </w:tcPr>
           <w:p>
             <w:pPr>
+              <w:pStyle w:val="Normal"/>
               <w:jc w:val="center"/>
               <w:pBdr>
                 <w:bottom w:val="none" w:sz="0" w:space="0" w:color="000000"/>
@@ -1539,6 +1560,7 @@
           </w:tcPr>
           <w:p>
             <w:pPr>
+              <w:pStyle w:val="Normal"/>
               <w:jc w:val="center"/>
               <w:pBdr>
                 <w:bottom w:val="none" w:sz="0" w:space="0" w:color="000000"/>
@@ -1593,6 +1615,7 @@
           </w:tcPr>
           <w:p>
             <w:pPr>
+              <w:pStyle w:val="Normal"/>
               <w:jc w:val="center"/>
               <w:pBdr>
                 <w:bottom w:val="none" w:sz="0" w:space="0" w:color="000000"/>
@@ -1647,6 +1670,7 @@
           </w:tcPr>
           <w:p>
             <w:pPr>
+              <w:pStyle w:val="Normal"/>
               <w:jc w:val="center"/>
               <w:pBdr>
                 <w:bottom w:val="none" w:sz="0" w:space="0" w:color="000000"/>
@@ -1701,6 +1725,7 @@
           </w:tcPr>
           <w:p>
             <w:pPr>
+              <w:pStyle w:val="Normal"/>
               <w:jc w:val="center"/>
               <w:pBdr>
                 <w:bottom w:val="none" w:sz="0" w:space="0" w:color="000000"/>
@@ -1739,9 +1764,8 @@
       </w:tr>
       <w:tr>
         <w:trPr>
-          <w:trHeight w:val="454" w:hRule="auto"/>
+          <w:trHeight w:val="455" w:hRule="auto"/>
         </w:trPr>
-        body5
         <w:tc>
           <w:tcPr>
             <w:tcBorders>
@@ -1761,6 +1785,7 @@
           </w:tcPr>
           <w:p>
             <w:pPr>
+              <w:pStyle w:val="Normal"/>
               <w:jc w:val="left"/>
               <w:pBdr>
                 <w:bottom w:val="none" w:sz="0" w:space="0" w:color="000000"/>
@@ -1815,6 +1840,7 @@
           </w:tcPr>
           <w:p>
             <w:pPr>
+              <w:pStyle w:val="Normal"/>
               <w:jc w:val="center"/>
               <w:pBdr>
                 <w:bottom w:val="none" w:sz="0" w:space="0" w:color="000000"/>
@@ -1869,6 +1895,7 @@
           </w:tcPr>
           <w:p>
             <w:pPr>
+              <w:pStyle w:val="Normal"/>
               <w:jc w:val="center"/>
               <w:pBdr>
                 <w:bottom w:val="none" w:sz="0" w:space="0" w:color="000000"/>
@@ -1923,6 +1950,7 @@
           </w:tcPr>
           <w:p>
             <w:pPr>
+              <w:pStyle w:val="Normal"/>
               <w:jc w:val="center"/>
               <w:pBdr>
                 <w:bottom w:val="none" w:sz="0" w:space="0" w:color="000000"/>
@@ -1954,7 +1982,7 @@
                 <w:szCs w:val="20"/>
                 <w:color w:val="000000"/>
               </w:rPr>
-              <w:t xml:space="preserve">-0.021</w:t>
+              <w:t xml:space="preserve">-0.020</w:t>
             </w:r>
           </w:p>
         </w:tc>
@@ -1977,6 +2005,7 @@
           </w:tcPr>
           <w:p>
             <w:pPr>
+              <w:pStyle w:val="Normal"/>
               <w:jc w:val="center"/>
               <w:pBdr>
                 <w:bottom w:val="none" w:sz="0" w:space="0" w:color="000000"/>
@@ -2031,6 +2060,7 @@
           </w:tcPr>
           <w:p>
             <w:pPr>
+              <w:pStyle w:val="Normal"/>
               <w:jc w:val="center"/>
               <w:pBdr>
                 <w:bottom w:val="none" w:sz="0" w:space="0" w:color="000000"/>
@@ -2071,7 +2101,6 @@
         <w:trPr>
           <w:trHeight w:val="360" w:hRule="auto"/>
         </w:trPr>
-        footer1
         <w:tc>
           <w:tcPr>
             <w:gridSpan w:val="6"/>
@@ -2092,6 +2121,7 @@
           </w:tcPr>
           <w:p>
             <w:pPr>
+              <w:pStyle w:val="Normal"/>
               <w:jc w:val="left"/>
               <w:pBdr>
                 <w:bottom w:val="none" w:sz="0" w:space="0" w:color="000000"/>
